--- a/запросыsql.docx
+++ b/запросыsql.docx
@@ -5998,6 +5998,22 @@
       <w:pPr>
         <w:pStyle w:val="HTML"/>
         <w:shd w:val="clear" w:color="auto" w:fill="FFFFFF"/>
+        <w:tabs>
+          <w:tab w:val="clear" w:pos="1832"/>
+          <w:tab w:val="clear" w:pos="3664"/>
+          <w:tab w:val="clear" w:pos="4580"/>
+          <w:tab w:val="clear" w:pos="5496"/>
+          <w:tab w:val="clear" w:pos="6412"/>
+          <w:tab w:val="clear" w:pos="7328"/>
+          <w:tab w:val="clear" w:pos="8244"/>
+          <w:tab w:val="clear" w:pos="9160"/>
+          <w:tab w:val="clear" w:pos="10076"/>
+          <w:tab w:val="clear" w:pos="10992"/>
+          <w:tab w:val="clear" w:pos="11908"/>
+          <w:tab w:val="clear" w:pos="12824"/>
+          <w:tab w:val="clear" w:pos="13740"/>
+          <w:tab w:val="clear" w:pos="14656"/>
+        </w:tabs>
         <w:rPr>
           <w:color w:val="333333"/>
           <w:sz w:val="21"/>
@@ -6014,773 +6030,1281 @@
         </w:rPr>
         <w:t>│53        │</w:t>
       </w:r>
-    </w:p>
-    <w:p>
-      <w:pPr>
-        <w:rPr>
-          <w:lang w:val="en-US"/>
-        </w:rPr>
-      </w:pPr>
-      <w:r>
-        <w:rPr>
-          <w:lang w:val="en-US"/>
-        </w:rPr>
-        <w:t>6. match (</w:t>
-      </w:r>
-      <w:proofErr w:type="spellStart"/>
-      <w:proofErr w:type="gramStart"/>
-      <w:r>
-        <w:rPr>
+      <w:r>
+        <w:rPr>
+          <w:color w:val="333333"/>
+          <w:sz w:val="21"/>
+          <w:szCs w:val="21"/>
+          <w:lang w:val="en-US"/>
+        </w:rPr>
+        <w:tab/>
+      </w:r>
+    </w:p>
+    <w:p>
+      <w:pPr>
+        <w:pStyle w:val="HTML"/>
+        <w:shd w:val="clear" w:color="auto" w:fill="FFFFFF"/>
+        <w:rPr>
+          <w:color w:val="333333"/>
+          <w:sz w:val="21"/>
+          <w:szCs w:val="21"/>
+          <w:lang w:val="en-US"/>
+        </w:rPr>
+      </w:pPr>
+    </w:p>
+    <w:p>
+      <w:pPr>
+        <w:pStyle w:val="HTML"/>
+        <w:shd w:val="clear" w:color="auto" w:fill="FFFFFF"/>
+        <w:rPr>
+          <w:color w:val="333333"/>
+          <w:sz w:val="21"/>
+          <w:szCs w:val="21"/>
+          <w:lang w:val="en-US"/>
+        </w:rPr>
+      </w:pPr>
+      <w:r>
+        <w:rPr>
+          <w:color w:val="333333"/>
+          <w:sz w:val="21"/>
+          <w:szCs w:val="21"/>
+          <w:lang w:val="en-US"/>
+        </w:rPr>
+        <w:t>1. match (</w:t>
+      </w:r>
+      <w:proofErr w:type="spellStart"/>
+      <w:r>
+        <w:rPr>
+          <w:color w:val="333333"/>
+          <w:sz w:val="21"/>
+          <w:szCs w:val="21"/>
           <w:lang w:val="en-US"/>
         </w:rPr>
         <w:t>a:Actor</w:t>
       </w:r>
       <w:proofErr w:type="spellEnd"/>
-      <w:proofErr w:type="gramEnd"/>
-      <w:r>
-        <w:rPr>
-          <w:lang w:val="en-US"/>
-        </w:rPr>
-        <w:t>)-[:ACTED_IN]-&gt;(</w:t>
-      </w:r>
-      <w:proofErr w:type="spellStart"/>
-      <w:r>
-        <w:rPr>
-          <w:lang w:val="en-US"/>
-        </w:rPr>
-        <w:t>m:Movie</w:t>
-      </w:r>
-      <w:proofErr w:type="spellEnd"/>
-      <w:r>
-        <w:rPr>
-          <w:lang w:val="en-US"/>
-        </w:rPr>
-        <w:t xml:space="preserve">) return </w:t>
-      </w:r>
-      <w:proofErr w:type="spellStart"/>
-      <w:r>
-        <w:rPr>
-          <w:lang w:val="en-US"/>
-        </w:rPr>
-        <w:t>m.title</w:t>
-      </w:r>
-      <w:proofErr w:type="spellEnd"/>
-      <w:r>
-        <w:rPr>
-          <w:lang w:val="en-US"/>
-        </w:rPr>
-        <w:t xml:space="preserve">, count(a) as </w:t>
-      </w:r>
-      <w:proofErr w:type="spellStart"/>
-      <w:r>
-        <w:rPr>
-          <w:lang w:val="en-US"/>
-        </w:rPr>
-        <w:t>actor_count</w:t>
-      </w:r>
-      <w:proofErr w:type="spellEnd"/>
-      <w:r>
-        <w:rPr>
-          <w:lang w:val="en-US"/>
-        </w:rPr>
-        <w:t xml:space="preserve"> order by </w:t>
-      </w:r>
-      <w:proofErr w:type="spellStart"/>
-      <w:r>
-        <w:rPr>
-          <w:lang w:val="en-US"/>
-        </w:rPr>
-        <w:t>actor_count</w:t>
-      </w:r>
-      <w:proofErr w:type="spellEnd"/>
-      <w:r>
-        <w:rPr>
-          <w:lang w:val="en-US"/>
-        </w:rPr>
-        <w:t xml:space="preserve"> desc limit 1;</w:t>
-      </w:r>
-    </w:p>
-    <w:p>
-      <w:pPr>
-        <w:rPr>
-          <w:lang w:val="en-US"/>
-        </w:rPr>
-      </w:pPr>
-    </w:p>
-    <w:p>
-      <w:pPr>
-        <w:rPr>
-          <w:lang w:val="en-US"/>
-        </w:rPr>
-      </w:pPr>
-      <w:r>
-        <w:rPr>
-          <w:lang w:val="en-US"/>
-        </w:rPr>
-        <w:t>7. match (</w:t>
-      </w:r>
-      <w:proofErr w:type="spellStart"/>
-      <w:proofErr w:type="gramStart"/>
-      <w:r>
-        <w:rPr>
-          <w:lang w:val="en-US"/>
-        </w:rPr>
-        <w:t>d:Director</w:t>
-      </w:r>
-      <w:proofErr w:type="spellEnd"/>
-      <w:proofErr w:type="gramEnd"/>
-      <w:r>
-        <w:rPr>
-          <w:lang w:val="en-US"/>
-        </w:rPr>
-        <w:t>)-[:DIRECTED]-&gt;(</w:t>
-      </w:r>
-      <w:proofErr w:type="spellStart"/>
-      <w:r>
-        <w:rPr>
-          <w:lang w:val="en-US"/>
-        </w:rPr>
-        <w:t>m:Movie</w:t>
-      </w:r>
-      <w:proofErr w:type="spellEnd"/>
-      <w:r>
-        <w:rPr>
-          <w:lang w:val="en-US"/>
-        </w:rPr>
-        <w:t>) return d.name, avg(</w:t>
-      </w:r>
-      <w:proofErr w:type="spellStart"/>
-      <w:r>
-        <w:rPr>
-          <w:lang w:val="en-US"/>
-        </w:rPr>
-        <w:t>m.year</w:t>
-      </w:r>
-      <w:proofErr w:type="spellEnd"/>
-      <w:r>
-        <w:rPr>
-          <w:lang w:val="en-US"/>
-        </w:rPr>
-        <w:t xml:space="preserve">) as </w:t>
-      </w:r>
-      <w:proofErr w:type="spellStart"/>
-      <w:r>
-        <w:rPr>
-          <w:lang w:val="en-US"/>
-        </w:rPr>
-        <w:t>avg_year</w:t>
-      </w:r>
-      <w:proofErr w:type="spellEnd"/>
-      <w:r>
-        <w:rPr>
-          <w:lang w:val="en-US"/>
-        </w:rPr>
-        <w:t>;</w:t>
-      </w:r>
-    </w:p>
-    <w:p>
-      <w:pPr>
-        <w:rPr>
-          <w:lang w:val="en-US"/>
-        </w:rPr>
-      </w:pPr>
-    </w:p>
-    <w:p>
-      <w:pPr>
-        <w:rPr>
-          <w:lang w:val="en-US"/>
-        </w:rPr>
-      </w:pPr>
-      <w:r>
-        <w:rPr>
-          <w:lang w:val="en-US"/>
-        </w:rPr>
-        <w:t>8. match (</w:t>
-      </w:r>
-      <w:proofErr w:type="spellStart"/>
-      <w:proofErr w:type="gramStart"/>
-      <w:r>
-        <w:rPr>
-          <w:lang w:val="en-US"/>
-        </w:rPr>
-        <w:t>m:Movie</w:t>
-      </w:r>
-      <w:proofErr w:type="spellEnd"/>
-      <w:proofErr w:type="gramEnd"/>
-      <w:r>
-        <w:rPr>
-          <w:lang w:val="en-US"/>
-        </w:rPr>
-        <w:t xml:space="preserve">) where </w:t>
-      </w:r>
-      <w:proofErr w:type="spellStart"/>
-      <w:r>
-        <w:rPr>
-          <w:lang w:val="en-US"/>
-        </w:rPr>
-        <w:t>m.title</w:t>
-      </w:r>
-      <w:proofErr w:type="spellEnd"/>
-      <w:r>
-        <w:rPr>
-          <w:lang w:val="en-US"/>
-        </w:rPr>
-        <w:t xml:space="preserve"> contains '</w:t>
-      </w:r>
-      <w:r>
-        <w:t>часть</w:t>
-      </w:r>
-      <w:r>
-        <w:rPr>
-          <w:lang w:val="en-US"/>
-        </w:rPr>
-        <w:t>_</w:t>
-      </w:r>
-      <w:r>
-        <w:t>названия</w:t>
-      </w:r>
-      <w:r>
-        <w:rPr>
-          <w:lang w:val="en-US"/>
-        </w:rPr>
-        <w:t xml:space="preserve">' return </w:t>
-      </w:r>
-      <w:proofErr w:type="spellStart"/>
-      <w:r>
-        <w:rPr>
-          <w:lang w:val="en-US"/>
-        </w:rPr>
-        <w:t>m.title</w:t>
-      </w:r>
-      <w:proofErr w:type="spellEnd"/>
-      <w:r>
-        <w:rPr>
-          <w:lang w:val="en-US"/>
-        </w:rPr>
-        <w:t>;</w:t>
-      </w:r>
-    </w:p>
-    <w:p>
-      <w:pPr>
-        <w:rPr>
-          <w:lang w:val="en-US"/>
-        </w:rPr>
-      </w:pPr>
-    </w:p>
-    <w:p>
-      <w:pPr>
-        <w:rPr>
-          <w:lang w:val="en-US"/>
-        </w:rPr>
-      </w:pPr>
-      <w:r>
-        <w:rPr>
-          <w:lang w:val="en-US"/>
-        </w:rPr>
-        <w:t>9. match (</w:t>
-      </w:r>
-      <w:proofErr w:type="spellStart"/>
-      <w:proofErr w:type="gramStart"/>
-      <w:r>
-        <w:rPr>
-          <w:lang w:val="en-US"/>
-        </w:rPr>
-        <w:t>a:Actor</w:t>
-      </w:r>
-      <w:proofErr w:type="spellEnd"/>
-      <w:proofErr w:type="gramEnd"/>
-      <w:r>
-        <w:rPr>
-          <w:lang w:val="en-US"/>
-        </w:rPr>
-        <w:t>)-[:ACTED_IN]-&gt;(</w:t>
-      </w:r>
-      <w:proofErr w:type="spellStart"/>
-      <w:r>
-        <w:rPr>
-          <w:lang w:val="en-US"/>
-        </w:rPr>
-        <w:t>m:Movie</w:t>
-      </w:r>
-      <w:proofErr w:type="spellEnd"/>
-      <w:r>
-        <w:rPr>
-          <w:lang w:val="en-US"/>
-        </w:rPr>
-        <w:t xml:space="preserve">) with a, count(m) as </w:t>
-      </w:r>
-      <w:proofErr w:type="spellStart"/>
-      <w:r>
-        <w:rPr>
-          <w:lang w:val="en-US"/>
-        </w:rPr>
-        <w:t>cnt</w:t>
-      </w:r>
-      <w:proofErr w:type="spellEnd"/>
-      <w:r>
-        <w:rPr>
-          <w:lang w:val="en-US"/>
-        </w:rPr>
-        <w:t xml:space="preserve"> set </w:t>
-      </w:r>
-      <w:proofErr w:type="spellStart"/>
-      <w:r>
-        <w:rPr>
-          <w:lang w:val="en-US"/>
-        </w:rPr>
-        <w:t>a.veteran</w:t>
-      </w:r>
-      <w:proofErr w:type="spellEnd"/>
-      <w:r>
-        <w:rPr>
-          <w:lang w:val="en-US"/>
-        </w:rPr>
-        <w:t xml:space="preserve"> = case when </w:t>
-      </w:r>
-      <w:proofErr w:type="spellStart"/>
-      <w:r>
-        <w:rPr>
-          <w:lang w:val="en-US"/>
-        </w:rPr>
-        <w:t>cnt</w:t>
-      </w:r>
-      <w:proofErr w:type="spellEnd"/>
-      <w:r>
-        <w:rPr>
-          <w:lang w:val="en-US"/>
-        </w:rPr>
-        <w:t xml:space="preserve"> &gt;= 5 then '</w:t>
-      </w:r>
-      <w:proofErr w:type="spellStart"/>
-      <w:r>
-        <w:rPr>
-          <w:lang w:val="en-US"/>
-        </w:rPr>
-        <w:t>VeteranActor</w:t>
-      </w:r>
-      <w:proofErr w:type="spellEnd"/>
-      <w:r>
-        <w:rPr>
-          <w:lang w:val="en-US"/>
-        </w:rPr>
-        <w:t>' else null end;</w:t>
-      </w:r>
-    </w:p>
-    <w:p>
-      <w:pPr>
-        <w:rPr>
-          <w:lang w:val="en-US"/>
-        </w:rPr>
-      </w:pPr>
-    </w:p>
-    <w:p>
-      <w:pPr>
-        <w:rPr>
-          <w:lang w:val="en-US"/>
-        </w:rPr>
-      </w:pPr>
-      <w:r>
-        <w:rPr>
-          <w:lang w:val="en-US"/>
-        </w:rPr>
-        <w:t>10. match (</w:t>
-      </w:r>
-      <w:proofErr w:type="spellStart"/>
-      <w:proofErr w:type="gramStart"/>
-      <w:r>
-        <w:rPr>
-          <w:lang w:val="en-US"/>
-        </w:rPr>
-        <w:t>a:Actor</w:t>
-      </w:r>
-      <w:proofErr w:type="spellEnd"/>
-      <w:proofErr w:type="gramEnd"/>
-      <w:r>
-        <w:rPr>
-          <w:lang w:val="en-US"/>
-        </w:rPr>
-        <w:t>)-[:ACTED_IN]-&gt;(</w:t>
-      </w:r>
-      <w:proofErr w:type="spellStart"/>
-      <w:r>
-        <w:rPr>
-          <w:lang w:val="en-US"/>
-        </w:rPr>
-        <w:t>m:Movie</w:t>
-      </w:r>
-      <w:proofErr w:type="spellEnd"/>
-      <w:r>
-        <w:rPr>
-          <w:lang w:val="en-US"/>
-        </w:rPr>
-        <w:t xml:space="preserve">) with a, count(m) as </w:t>
-      </w:r>
-      <w:proofErr w:type="spellStart"/>
-      <w:r>
-        <w:rPr>
-          <w:lang w:val="en-US"/>
-        </w:rPr>
-        <w:t>cnt</w:t>
-      </w:r>
-      <w:proofErr w:type="spellEnd"/>
-      <w:r>
-        <w:rPr>
-          <w:lang w:val="en-US"/>
-        </w:rPr>
-        <w:t xml:space="preserve"> set </w:t>
-      </w:r>
-      <w:proofErr w:type="spellStart"/>
-      <w:r>
-        <w:rPr>
-          <w:lang w:val="en-US"/>
-        </w:rPr>
-        <w:t>a.rolesCount</w:t>
-      </w:r>
-      <w:proofErr w:type="spellEnd"/>
-      <w:r>
-        <w:rPr>
-          <w:lang w:val="en-US"/>
-        </w:rPr>
-        <w:t xml:space="preserve"> = </w:t>
-      </w:r>
-      <w:proofErr w:type="spellStart"/>
-      <w:r>
-        <w:rPr>
-          <w:lang w:val="en-US"/>
-        </w:rPr>
-        <w:t>cnt</w:t>
-      </w:r>
-      <w:proofErr w:type="spellEnd"/>
-      <w:r>
-        <w:rPr>
-          <w:lang w:val="en-US"/>
-        </w:rPr>
-        <w:t>;</w:t>
-      </w:r>
-    </w:p>
-    <w:p>
-      <w:pPr>
-        <w:rPr>
-          <w:lang w:val="en-US"/>
-        </w:rPr>
-      </w:pPr>
-    </w:p>
-    <w:p>
-      <w:pPr>
-        <w:rPr>
-          <w:lang w:val="en-US"/>
-        </w:rPr>
-      </w:pPr>
-      <w:r>
-        <w:rPr>
-          <w:lang w:val="en-US"/>
-        </w:rPr>
-        <w:t>11. match (a</w:t>
-      </w:r>
-      <w:proofErr w:type="gramStart"/>
-      <w:r>
-        <w:rPr>
-          <w:lang w:val="en-US"/>
-        </w:rPr>
-        <w:t>1:Actor</w:t>
-      </w:r>
-      <w:proofErr w:type="gramEnd"/>
-      <w:r>
-        <w:rPr>
-          <w:lang w:val="en-US"/>
-        </w:rPr>
-        <w:t>)-[:ACTED_IN]-&gt;(</w:t>
-      </w:r>
-      <w:proofErr w:type="spellStart"/>
-      <w:r>
-        <w:rPr>
-          <w:lang w:val="en-US"/>
-        </w:rPr>
-        <w:t>m:Movie</w:t>
-      </w:r>
-      <w:proofErr w:type="spellEnd"/>
-      <w:r>
-        <w:rPr>
-          <w:lang w:val="en-US"/>
-        </w:rPr>
-        <w:t>)&lt;-[:ACTED_IN]-(a2:Actor) where a1 &lt;&gt; a2 merge (a1)-[:WORKED_WITH]-(a2);</w:t>
-      </w:r>
-    </w:p>
-    <w:p>
-      <w:pPr>
-        <w:rPr>
-          <w:lang w:val="en-US"/>
-        </w:rPr>
-      </w:pPr>
-    </w:p>
-    <w:p>
-      <w:pPr>
-        <w:rPr>
-          <w:lang w:val="en-US"/>
-        </w:rPr>
-      </w:pPr>
-      <w:r>
-        <w:rPr>
-          <w:lang w:val="en-US"/>
-        </w:rPr>
-        <w:t>12. match (</w:t>
-      </w:r>
-      <w:proofErr w:type="spellStart"/>
-      <w:proofErr w:type="gramStart"/>
-      <w:r>
-        <w:rPr>
-          <w:lang w:val="en-US"/>
-        </w:rPr>
-        <w:t>m:Movie</w:t>
-      </w:r>
-      <w:proofErr w:type="spellEnd"/>
-      <w:proofErr w:type="gramEnd"/>
-      <w:r>
-        <w:rPr>
-          <w:lang w:val="en-US"/>
-        </w:rPr>
-        <w:t xml:space="preserve">) where </w:t>
-      </w:r>
-      <w:proofErr w:type="spellStart"/>
-      <w:r>
-        <w:rPr>
-          <w:lang w:val="en-US"/>
-        </w:rPr>
-        <w:t>m.year</w:t>
-      </w:r>
-      <w:proofErr w:type="spellEnd"/>
-      <w:r>
-        <w:rPr>
-          <w:lang w:val="en-US"/>
-        </w:rPr>
-        <w:t xml:space="preserve"> is null set </w:t>
-      </w:r>
-      <w:proofErr w:type="spellStart"/>
-      <w:r>
-        <w:rPr>
-          <w:lang w:val="en-US"/>
-        </w:rPr>
-        <w:t>m.deleted</w:t>
-      </w:r>
-      <w:proofErr w:type="spellEnd"/>
-      <w:r>
-        <w:rPr>
-          <w:lang w:val="en-US"/>
-        </w:rPr>
-        <w:t xml:space="preserve"> = true;</w:t>
-      </w:r>
-    </w:p>
-    <w:p>
-      <w:pPr>
-        <w:rPr>
-          <w:lang w:val="en-US"/>
-        </w:rPr>
-      </w:pPr>
-    </w:p>
-    <w:p>
-      <w:pPr>
-        <w:rPr>
-          <w:lang w:val="en-US"/>
-        </w:rPr>
-      </w:pPr>
-      <w:r>
-        <w:rPr>
-          <w:lang w:val="en-US"/>
-        </w:rPr>
-        <w:t>13. match (a</w:t>
-      </w:r>
-      <w:proofErr w:type="gramStart"/>
-      <w:r>
-        <w:rPr>
-          <w:lang w:val="en-US"/>
-        </w:rPr>
-        <w:t>1:Actor</w:t>
-      </w:r>
-      <w:proofErr w:type="gramEnd"/>
-      <w:r>
-        <w:rPr>
-          <w:lang w:val="en-US"/>
-        </w:rPr>
-        <w:t>)-[:ACTED_IN]-&gt;(</w:t>
-      </w:r>
-      <w:proofErr w:type="spellStart"/>
-      <w:r>
-        <w:rPr>
-          <w:lang w:val="en-US"/>
-        </w:rPr>
-        <w:t>m:Movie</w:t>
-      </w:r>
-      <w:proofErr w:type="spellEnd"/>
-      <w:r>
-        <w:rPr>
-          <w:lang w:val="en-US"/>
-        </w:rPr>
-        <w:t xml:space="preserve">)&lt;-[:ACTED_IN]-(a2:Actor) where a1 &lt;&gt; a2 with a1, a2, collect(distinct m) as films foreach(f in films | merge (a1)-[:CO_ACTED_IN {movie: </w:t>
-      </w:r>
-      <w:proofErr w:type="spellStart"/>
-      <w:r>
-        <w:rPr>
-          <w:lang w:val="en-US"/>
-        </w:rPr>
-        <w:t>f.title</w:t>
-      </w:r>
-      <w:proofErr w:type="spellEnd"/>
-      <w:r>
-        <w:rPr>
-          <w:lang w:val="en-US"/>
-        </w:rPr>
-        <w:t>}]-(a2));</w:t>
-      </w:r>
-    </w:p>
-    <w:p>
-      <w:pPr>
-        <w:rPr>
-          <w:lang w:val="en-US"/>
-        </w:rPr>
-      </w:pPr>
-    </w:p>
-    <w:p>
-      <w:pPr>
-        <w:rPr>
-          <w:lang w:val="en-US"/>
-        </w:rPr>
-      </w:pPr>
-      <w:r>
-        <w:rPr>
-          <w:lang w:val="en-US"/>
-        </w:rPr>
-        <w:t xml:space="preserve">14. match p = </w:t>
-      </w:r>
-      <w:proofErr w:type="spellStart"/>
-      <w:proofErr w:type="gramStart"/>
-      <w:r>
-        <w:rPr>
-          <w:lang w:val="en-US"/>
-        </w:rPr>
-        <w:t>shortestPath</w:t>
-      </w:r>
-      <w:proofErr w:type="spellEnd"/>
-      <w:r>
-        <w:rPr>
-          <w:lang w:val="en-US"/>
-        </w:rPr>
-        <w:t>(</w:t>
-      </w:r>
-      <w:proofErr w:type="gramEnd"/>
-      <w:r>
-        <w:rPr>
-          <w:lang w:val="en-US"/>
-        </w:rPr>
-        <w:t>(a1:Actor {name: '</w:t>
-      </w:r>
-      <w:r>
-        <w:t>актёр</w:t>
-      </w:r>
-      <w:r>
-        <w:rPr>
-          <w:lang w:val="en-US"/>
-        </w:rPr>
-        <w:t>1'})-[:ACTED_IN|WORKED_WITH*]-(a2:Actor {name: '</w:t>
-      </w:r>
-      <w:r>
-        <w:t>актёр</w:t>
-      </w:r>
-      <w:r>
-        <w:rPr>
-          <w:lang w:val="en-US"/>
-        </w:rPr>
-        <w:t>2'})) return p;</w:t>
-      </w:r>
-    </w:p>
-    <w:p>
-      <w:pPr>
-        <w:rPr>
-          <w:lang w:val="en-US"/>
-        </w:rPr>
-      </w:pPr>
-    </w:p>
-    <w:p>
-      <w:pPr>
-        <w:rPr>
-          <w:lang w:val="en-US"/>
-        </w:rPr>
-      </w:pPr>
-      <w:r>
-        <w:rPr>
-          <w:lang w:val="en-US"/>
-        </w:rPr>
-        <w:t>15. unwind ['</w:t>
-      </w:r>
-      <w:r>
-        <w:t>Фильм</w:t>
-      </w:r>
-      <w:r>
-        <w:rPr>
-          <w:lang w:val="en-US"/>
-        </w:rPr>
-        <w:t>1', '</w:t>
-      </w:r>
-      <w:r>
-        <w:t>Фильм</w:t>
-      </w:r>
-      <w:r>
-        <w:rPr>
-          <w:lang w:val="en-US"/>
-        </w:rPr>
-        <w:t>2', '</w:t>
-      </w:r>
-      <w:r>
-        <w:t>Фильм</w:t>
-      </w:r>
-      <w:r>
-        <w:rPr>
-          <w:lang w:val="en-US"/>
-        </w:rPr>
-        <w:t>3', '</w:t>
-      </w:r>
-      <w:r>
-        <w:t>Фильм</w:t>
-      </w:r>
-      <w:r>
-        <w:rPr>
-          <w:lang w:val="en-US"/>
-        </w:rPr>
-        <w:t>4', '</w:t>
-      </w:r>
-      <w:r>
-        <w:t>Фильм</w:t>
-      </w:r>
-      <w:r>
-        <w:rPr>
-          <w:lang w:val="en-US"/>
-        </w:rPr>
-        <w:t>5'] as title create (</w:t>
-      </w:r>
-      <w:proofErr w:type="spellStart"/>
-      <w:proofErr w:type="gramStart"/>
-      <w:r>
-        <w:rPr>
-          <w:lang w:val="en-US"/>
-        </w:rPr>
-        <w:t>m:Movie</w:t>
-      </w:r>
-      <w:proofErr w:type="spellEnd"/>
-      <w:proofErr w:type="gramEnd"/>
-      <w:r>
-        <w:rPr>
-          <w:lang w:val="en-US"/>
-        </w:rPr>
-        <w:t xml:space="preserve"> {title: title, year: null});</w:t>
-      </w:r>
-    </w:p>
-    <w:p>
-      <w:pPr>
-        <w:rPr>
-          <w:lang w:val="en-US"/>
-        </w:rPr>
-      </w:pPr>
+      <w:r>
+        <w:rPr>
+          <w:color w:val="333333"/>
+          <w:sz w:val="21"/>
+          <w:szCs w:val="21"/>
+          <w:lang w:val="en-US"/>
+        </w:rPr>
+        <w:t xml:space="preserve"> {name: '</w:t>
+      </w:r>
+      <w:r>
+        <w:rPr>
+          <w:lang w:val="en-US"/>
+        </w:rPr>
+        <w:t xml:space="preserve"> </w:t>
+      </w:r>
+      <w:r>
+        <w:rPr>
+          <w:lang w:val="en-US"/>
+        </w:rPr>
+        <w:t>Tom Hanks</w:t>
+      </w:r>
+      <w:r>
+        <w:rPr>
+          <w:color w:val="333333"/>
+          <w:sz w:val="21"/>
+          <w:szCs w:val="21"/>
+          <w:lang w:val="en-US"/>
+        </w:rPr>
+        <w:t xml:space="preserve"> </w:t>
+      </w:r>
       <w:bookmarkStart w:id="0" w:name="_GoBack"/>
       <w:bookmarkEnd w:id="0"/>
+      <w:r>
+        <w:rPr>
+          <w:color w:val="333333"/>
+          <w:sz w:val="21"/>
+          <w:szCs w:val="21"/>
+          <w:lang w:val="en-US"/>
+        </w:rPr>
+        <w:t>'})-[:ACTED_IN]-&gt;(</w:t>
+      </w:r>
+      <w:proofErr w:type="spellStart"/>
+      <w:r>
+        <w:rPr>
+          <w:color w:val="333333"/>
+          <w:sz w:val="21"/>
+          <w:szCs w:val="21"/>
+          <w:lang w:val="en-US"/>
+        </w:rPr>
+        <w:t>m:Movie</w:t>
+      </w:r>
+      <w:proofErr w:type="spellEnd"/>
+      <w:r>
+        <w:rPr>
+          <w:color w:val="333333"/>
+          <w:sz w:val="21"/>
+          <w:szCs w:val="21"/>
+          <w:lang w:val="en-US"/>
+        </w:rPr>
+        <w:t xml:space="preserve">) return </w:t>
+      </w:r>
+      <w:proofErr w:type="spellStart"/>
+      <w:r>
+        <w:rPr>
+          <w:color w:val="333333"/>
+          <w:sz w:val="21"/>
+          <w:szCs w:val="21"/>
+          <w:lang w:val="en-US"/>
+        </w:rPr>
+        <w:t>m.title</w:t>
+      </w:r>
+      <w:proofErr w:type="spellEnd"/>
+      <w:r>
+        <w:rPr>
+          <w:color w:val="333333"/>
+          <w:sz w:val="21"/>
+          <w:szCs w:val="21"/>
+          <w:lang w:val="en-US"/>
+        </w:rPr>
+        <w:t>;</w:t>
+      </w:r>
+    </w:p>
+    <w:p>
+      <w:pPr>
+        <w:pStyle w:val="HTML"/>
+        <w:shd w:val="clear" w:color="auto" w:fill="FFFFFF"/>
+        <w:rPr>
+          <w:color w:val="333333"/>
+          <w:sz w:val="21"/>
+          <w:szCs w:val="21"/>
+          <w:lang w:val="en-US"/>
+        </w:rPr>
+      </w:pPr>
+    </w:p>
+    <w:p>
+      <w:pPr>
+        <w:pStyle w:val="HTML"/>
+        <w:shd w:val="clear" w:color="auto" w:fill="FFFFFF"/>
+        <w:rPr>
+          <w:color w:val="333333"/>
+          <w:sz w:val="21"/>
+          <w:szCs w:val="21"/>
+          <w:lang w:val="en-US"/>
+        </w:rPr>
+      </w:pPr>
+      <w:r>
+        <w:rPr>
+          <w:color w:val="333333"/>
+          <w:sz w:val="21"/>
+          <w:szCs w:val="21"/>
+          <w:lang w:val="en-US"/>
+        </w:rPr>
+        <w:t>2. match (</w:t>
+      </w:r>
+      <w:proofErr w:type="spellStart"/>
+      <w:proofErr w:type="gramStart"/>
+      <w:r>
+        <w:rPr>
+          <w:color w:val="333333"/>
+          <w:sz w:val="21"/>
+          <w:szCs w:val="21"/>
+          <w:lang w:val="en-US"/>
+        </w:rPr>
+        <w:t>d:Director</w:t>
+      </w:r>
+      <w:proofErr w:type="spellEnd"/>
+      <w:proofErr w:type="gramEnd"/>
+      <w:r>
+        <w:rPr>
+          <w:color w:val="333333"/>
+          <w:sz w:val="21"/>
+          <w:szCs w:val="21"/>
+          <w:lang w:val="en-US"/>
+        </w:rPr>
+        <w:t>)-[:DIRECTED]-&gt;(</w:t>
+      </w:r>
+      <w:proofErr w:type="spellStart"/>
+      <w:r>
+        <w:rPr>
+          <w:color w:val="333333"/>
+          <w:sz w:val="21"/>
+          <w:szCs w:val="21"/>
+          <w:lang w:val="en-US"/>
+        </w:rPr>
+        <w:t>m:Movie</w:t>
+      </w:r>
+      <w:proofErr w:type="spellEnd"/>
+      <w:r>
+        <w:rPr>
+          <w:color w:val="333333"/>
+          <w:sz w:val="21"/>
+          <w:szCs w:val="21"/>
+          <w:lang w:val="en-US"/>
+        </w:rPr>
+        <w:t>) return d.name, collect(</w:t>
+      </w:r>
+      <w:proofErr w:type="spellStart"/>
+      <w:r>
+        <w:rPr>
+          <w:color w:val="333333"/>
+          <w:sz w:val="21"/>
+          <w:szCs w:val="21"/>
+          <w:lang w:val="en-US"/>
+        </w:rPr>
+        <w:t>m.title</w:t>
+      </w:r>
+      <w:proofErr w:type="spellEnd"/>
+      <w:r>
+        <w:rPr>
+          <w:color w:val="333333"/>
+          <w:sz w:val="21"/>
+          <w:szCs w:val="21"/>
+          <w:lang w:val="en-US"/>
+        </w:rPr>
+        <w:t>) as movies;</w:t>
+      </w:r>
+    </w:p>
+    <w:p>
+      <w:pPr>
+        <w:pStyle w:val="HTML"/>
+        <w:shd w:val="clear" w:color="auto" w:fill="FFFFFF"/>
+        <w:rPr>
+          <w:color w:val="333333"/>
+          <w:sz w:val="21"/>
+          <w:szCs w:val="21"/>
+          <w:lang w:val="en-US"/>
+        </w:rPr>
+      </w:pPr>
+    </w:p>
+    <w:p>
+      <w:pPr>
+        <w:pStyle w:val="HTML"/>
+        <w:shd w:val="clear" w:color="auto" w:fill="FFFFFF"/>
+        <w:rPr>
+          <w:color w:val="333333"/>
+          <w:sz w:val="21"/>
+          <w:szCs w:val="21"/>
+          <w:lang w:val="en-US"/>
+        </w:rPr>
+      </w:pPr>
+      <w:r>
+        <w:rPr>
+          <w:color w:val="333333"/>
+          <w:sz w:val="21"/>
+          <w:szCs w:val="21"/>
+          <w:lang w:val="en-US"/>
+        </w:rPr>
+        <w:t>3. match (a</w:t>
+      </w:r>
+      <w:proofErr w:type="gramStart"/>
+      <w:r>
+        <w:rPr>
+          <w:color w:val="333333"/>
+          <w:sz w:val="21"/>
+          <w:szCs w:val="21"/>
+          <w:lang w:val="en-US"/>
+        </w:rPr>
+        <w:t>1:Actor</w:t>
+      </w:r>
+      <w:proofErr w:type="gramEnd"/>
+      <w:r>
+        <w:rPr>
+          <w:color w:val="333333"/>
+          <w:sz w:val="21"/>
+          <w:szCs w:val="21"/>
+          <w:lang w:val="en-US"/>
+        </w:rPr>
+        <w:t>)-[:ACTED_IN]-&gt;(</w:t>
+      </w:r>
+      <w:proofErr w:type="spellStart"/>
+      <w:r>
+        <w:rPr>
+          <w:color w:val="333333"/>
+          <w:sz w:val="21"/>
+          <w:szCs w:val="21"/>
+          <w:lang w:val="en-US"/>
+        </w:rPr>
+        <w:t>m:Movie</w:t>
+      </w:r>
+      <w:proofErr w:type="spellEnd"/>
+      <w:r>
+        <w:rPr>
+          <w:color w:val="333333"/>
+          <w:sz w:val="21"/>
+          <w:szCs w:val="21"/>
+          <w:lang w:val="en-US"/>
+        </w:rPr>
+        <w:t xml:space="preserve">)&lt;-[:ACTED_IN]-(a2:Actor) where a1 &lt;&gt; a2 return a1.name, a2.name, </w:t>
+      </w:r>
+      <w:proofErr w:type="spellStart"/>
+      <w:r>
+        <w:rPr>
+          <w:color w:val="333333"/>
+          <w:sz w:val="21"/>
+          <w:szCs w:val="21"/>
+          <w:lang w:val="en-US"/>
+        </w:rPr>
+        <w:t>m.title</w:t>
+      </w:r>
+      <w:proofErr w:type="spellEnd"/>
+      <w:r>
+        <w:rPr>
+          <w:color w:val="333333"/>
+          <w:sz w:val="21"/>
+          <w:szCs w:val="21"/>
+          <w:lang w:val="en-US"/>
+        </w:rPr>
+        <w:t>;</w:t>
+      </w:r>
+    </w:p>
+    <w:p>
+      <w:pPr>
+        <w:pStyle w:val="HTML"/>
+        <w:shd w:val="clear" w:color="auto" w:fill="FFFFFF"/>
+        <w:rPr>
+          <w:color w:val="333333"/>
+          <w:sz w:val="21"/>
+          <w:szCs w:val="21"/>
+          <w:lang w:val="en-US"/>
+        </w:rPr>
+      </w:pPr>
+    </w:p>
+    <w:p>
+      <w:pPr>
+        <w:pStyle w:val="HTML"/>
+        <w:shd w:val="clear" w:color="auto" w:fill="FFFFFF"/>
+        <w:rPr>
+          <w:color w:val="333333"/>
+          <w:sz w:val="21"/>
+          <w:szCs w:val="21"/>
+          <w:lang w:val="en-US"/>
+        </w:rPr>
+      </w:pPr>
+      <w:r>
+        <w:rPr>
+          <w:color w:val="333333"/>
+          <w:sz w:val="21"/>
+          <w:szCs w:val="21"/>
+          <w:lang w:val="en-US"/>
+        </w:rPr>
+        <w:t>4. match (</w:t>
+      </w:r>
+      <w:proofErr w:type="spellStart"/>
+      <w:proofErr w:type="gramStart"/>
+      <w:r>
+        <w:rPr>
+          <w:color w:val="333333"/>
+          <w:sz w:val="21"/>
+          <w:szCs w:val="21"/>
+          <w:lang w:val="en-US"/>
+        </w:rPr>
+        <w:t>a:Actor</w:t>
+      </w:r>
+      <w:proofErr w:type="spellEnd"/>
+      <w:proofErr w:type="gramEnd"/>
+      <w:r>
+        <w:rPr>
+          <w:color w:val="333333"/>
+          <w:sz w:val="21"/>
+          <w:szCs w:val="21"/>
+          <w:lang w:val="en-US"/>
+        </w:rPr>
+        <w:t>)-[:ACTED_IN]-&gt;(</w:t>
+      </w:r>
+      <w:proofErr w:type="spellStart"/>
+      <w:r>
+        <w:rPr>
+          <w:color w:val="333333"/>
+          <w:sz w:val="21"/>
+          <w:szCs w:val="21"/>
+          <w:lang w:val="en-US"/>
+        </w:rPr>
+        <w:t>m:Movie</w:t>
+      </w:r>
+      <w:proofErr w:type="spellEnd"/>
+      <w:r>
+        <w:rPr>
+          <w:color w:val="333333"/>
+          <w:sz w:val="21"/>
+          <w:szCs w:val="21"/>
+          <w:lang w:val="en-US"/>
+        </w:rPr>
+        <w:t xml:space="preserve">) return a.name, count(m) as </w:t>
+      </w:r>
+      <w:proofErr w:type="spellStart"/>
+      <w:r>
+        <w:rPr>
+          <w:color w:val="333333"/>
+          <w:sz w:val="21"/>
+          <w:szCs w:val="21"/>
+          <w:lang w:val="en-US"/>
+        </w:rPr>
+        <w:t>film_count</w:t>
+      </w:r>
+      <w:proofErr w:type="spellEnd"/>
+      <w:r>
+        <w:rPr>
+          <w:color w:val="333333"/>
+          <w:sz w:val="21"/>
+          <w:szCs w:val="21"/>
+          <w:lang w:val="en-US"/>
+        </w:rPr>
+        <w:t>;</w:t>
+      </w:r>
+    </w:p>
+    <w:p>
+      <w:pPr>
+        <w:pStyle w:val="HTML"/>
+        <w:shd w:val="clear" w:color="auto" w:fill="FFFFFF"/>
+        <w:rPr>
+          <w:color w:val="333333"/>
+          <w:sz w:val="21"/>
+          <w:szCs w:val="21"/>
+          <w:lang w:val="en-US"/>
+        </w:rPr>
+      </w:pPr>
+    </w:p>
+    <w:p>
+      <w:pPr>
+        <w:pStyle w:val="HTML"/>
+        <w:shd w:val="clear" w:color="auto" w:fill="FFFFFF"/>
+        <w:tabs>
+          <w:tab w:val="clear" w:pos="1832"/>
+          <w:tab w:val="clear" w:pos="3664"/>
+          <w:tab w:val="clear" w:pos="4580"/>
+          <w:tab w:val="clear" w:pos="5496"/>
+          <w:tab w:val="clear" w:pos="6412"/>
+          <w:tab w:val="clear" w:pos="7328"/>
+          <w:tab w:val="clear" w:pos="8244"/>
+          <w:tab w:val="clear" w:pos="9160"/>
+          <w:tab w:val="clear" w:pos="10076"/>
+          <w:tab w:val="clear" w:pos="10992"/>
+          <w:tab w:val="clear" w:pos="11908"/>
+          <w:tab w:val="clear" w:pos="12824"/>
+          <w:tab w:val="clear" w:pos="13740"/>
+          <w:tab w:val="clear" w:pos="14656"/>
+        </w:tabs>
+        <w:rPr>
+          <w:color w:val="333333"/>
+          <w:sz w:val="21"/>
+          <w:szCs w:val="21"/>
+          <w:lang w:val="en-US"/>
+        </w:rPr>
+      </w:pPr>
+      <w:r>
+        <w:rPr>
+          <w:color w:val="333333"/>
+          <w:sz w:val="21"/>
+          <w:szCs w:val="21"/>
+          <w:lang w:val="en-US"/>
+        </w:rPr>
+        <w:t>5. match (</w:t>
+      </w:r>
+      <w:proofErr w:type="spellStart"/>
+      <w:proofErr w:type="gramStart"/>
+      <w:r>
+        <w:rPr>
+          <w:color w:val="333333"/>
+          <w:sz w:val="21"/>
+          <w:szCs w:val="21"/>
+          <w:lang w:val="en-US"/>
+        </w:rPr>
+        <w:t>a:Actor</w:t>
+      </w:r>
+      <w:proofErr w:type="spellEnd"/>
+      <w:proofErr w:type="gramEnd"/>
+      <w:r>
+        <w:rPr>
+          <w:color w:val="333333"/>
+          <w:sz w:val="21"/>
+          <w:szCs w:val="21"/>
+          <w:lang w:val="en-US"/>
+        </w:rPr>
+        <w:t>)-[:ACTED_IN]-&gt;(</w:t>
+      </w:r>
+      <w:proofErr w:type="spellStart"/>
+      <w:r>
+        <w:rPr>
+          <w:color w:val="333333"/>
+          <w:sz w:val="21"/>
+          <w:szCs w:val="21"/>
+          <w:lang w:val="en-US"/>
+        </w:rPr>
+        <w:t>m:Movie</w:t>
+      </w:r>
+      <w:proofErr w:type="spellEnd"/>
+      <w:r>
+        <w:rPr>
+          <w:color w:val="333333"/>
+          <w:sz w:val="21"/>
+          <w:szCs w:val="21"/>
+          <w:lang w:val="en-US"/>
+        </w:rPr>
+        <w:t xml:space="preserve">) with a, count(m) as </w:t>
+      </w:r>
+      <w:proofErr w:type="spellStart"/>
+      <w:r>
+        <w:rPr>
+          <w:color w:val="333333"/>
+          <w:sz w:val="21"/>
+          <w:szCs w:val="21"/>
+          <w:lang w:val="en-US"/>
+        </w:rPr>
+        <w:t>cnt</w:t>
+      </w:r>
+      <w:proofErr w:type="spellEnd"/>
+      <w:r>
+        <w:rPr>
+          <w:color w:val="333333"/>
+          <w:sz w:val="21"/>
+          <w:szCs w:val="21"/>
+          <w:lang w:val="en-US"/>
+        </w:rPr>
+        <w:t xml:space="preserve"> where </w:t>
+      </w:r>
+      <w:proofErr w:type="spellStart"/>
+      <w:r>
+        <w:rPr>
+          <w:color w:val="333333"/>
+          <w:sz w:val="21"/>
+          <w:szCs w:val="21"/>
+          <w:lang w:val="en-US"/>
+        </w:rPr>
+        <w:t>cnt</w:t>
+      </w:r>
+      <w:proofErr w:type="spellEnd"/>
+      <w:r>
+        <w:rPr>
+          <w:color w:val="333333"/>
+          <w:sz w:val="21"/>
+          <w:szCs w:val="21"/>
+          <w:lang w:val="en-US"/>
+        </w:rPr>
+        <w:t xml:space="preserve"> &gt; 3 return a.name, </w:t>
+      </w:r>
+      <w:proofErr w:type="spellStart"/>
+      <w:r>
+        <w:rPr>
+          <w:color w:val="333333"/>
+          <w:sz w:val="21"/>
+          <w:szCs w:val="21"/>
+          <w:lang w:val="en-US"/>
+        </w:rPr>
+        <w:t>cnt</w:t>
+      </w:r>
+      <w:proofErr w:type="spellEnd"/>
+      <w:r>
+        <w:rPr>
+          <w:color w:val="333333"/>
+          <w:sz w:val="21"/>
+          <w:szCs w:val="21"/>
+          <w:lang w:val="en-US"/>
+        </w:rPr>
+        <w:t>;</w:t>
+      </w:r>
+    </w:p>
+    <w:p>
+      <w:pPr>
+        <w:rPr>
+          <w:lang w:val="en-US"/>
+        </w:rPr>
+      </w:pPr>
+      <w:r>
+        <w:rPr>
+          <w:lang w:val="en-US"/>
+        </w:rPr>
+        <w:t>6. match (</w:t>
+      </w:r>
+      <w:proofErr w:type="spellStart"/>
+      <w:proofErr w:type="gramStart"/>
+      <w:r>
+        <w:rPr>
+          <w:lang w:val="en-US"/>
+        </w:rPr>
+        <w:t>a:Actor</w:t>
+      </w:r>
+      <w:proofErr w:type="spellEnd"/>
+      <w:proofErr w:type="gramEnd"/>
+      <w:r>
+        <w:rPr>
+          <w:lang w:val="en-US"/>
+        </w:rPr>
+        <w:t>)-[:ACTED_IN]-&gt;(</w:t>
+      </w:r>
+      <w:proofErr w:type="spellStart"/>
+      <w:r>
+        <w:rPr>
+          <w:lang w:val="en-US"/>
+        </w:rPr>
+        <w:t>m:Movie</w:t>
+      </w:r>
+      <w:proofErr w:type="spellEnd"/>
+      <w:r>
+        <w:rPr>
+          <w:lang w:val="en-US"/>
+        </w:rPr>
+        <w:t xml:space="preserve">) return </w:t>
+      </w:r>
+      <w:proofErr w:type="spellStart"/>
+      <w:r>
+        <w:rPr>
+          <w:lang w:val="en-US"/>
+        </w:rPr>
+        <w:t>m.title</w:t>
+      </w:r>
+      <w:proofErr w:type="spellEnd"/>
+      <w:r>
+        <w:rPr>
+          <w:lang w:val="en-US"/>
+        </w:rPr>
+        <w:t xml:space="preserve">, count(a) as </w:t>
+      </w:r>
+      <w:proofErr w:type="spellStart"/>
+      <w:r>
+        <w:rPr>
+          <w:lang w:val="en-US"/>
+        </w:rPr>
+        <w:t>actor_count</w:t>
+      </w:r>
+      <w:proofErr w:type="spellEnd"/>
+      <w:r>
+        <w:rPr>
+          <w:lang w:val="en-US"/>
+        </w:rPr>
+        <w:t xml:space="preserve"> order by </w:t>
+      </w:r>
+      <w:proofErr w:type="spellStart"/>
+      <w:r>
+        <w:rPr>
+          <w:lang w:val="en-US"/>
+        </w:rPr>
+        <w:t>actor_count</w:t>
+      </w:r>
+      <w:proofErr w:type="spellEnd"/>
+      <w:r>
+        <w:rPr>
+          <w:lang w:val="en-US"/>
+        </w:rPr>
+        <w:t xml:space="preserve"> desc limit 1;</w:t>
+      </w:r>
+    </w:p>
+    <w:p>
+      <w:pPr>
+        <w:rPr>
+          <w:lang w:val="en-US"/>
+        </w:rPr>
+      </w:pPr>
+    </w:p>
+    <w:p>
+      <w:pPr>
+        <w:rPr>
+          <w:lang w:val="en-US"/>
+        </w:rPr>
+      </w:pPr>
+      <w:r>
+        <w:rPr>
+          <w:lang w:val="en-US"/>
+        </w:rPr>
+        <w:t>7. match (</w:t>
+      </w:r>
+      <w:proofErr w:type="spellStart"/>
+      <w:proofErr w:type="gramStart"/>
+      <w:r>
+        <w:rPr>
+          <w:lang w:val="en-US"/>
+        </w:rPr>
+        <w:t>d:Director</w:t>
+      </w:r>
+      <w:proofErr w:type="spellEnd"/>
+      <w:proofErr w:type="gramEnd"/>
+      <w:r>
+        <w:rPr>
+          <w:lang w:val="en-US"/>
+        </w:rPr>
+        <w:t>)-[:DIRECTED]-&gt;(</w:t>
+      </w:r>
+      <w:proofErr w:type="spellStart"/>
+      <w:r>
+        <w:rPr>
+          <w:lang w:val="en-US"/>
+        </w:rPr>
+        <w:t>m:Movie</w:t>
+      </w:r>
+      <w:proofErr w:type="spellEnd"/>
+      <w:r>
+        <w:rPr>
+          <w:lang w:val="en-US"/>
+        </w:rPr>
+        <w:t>) return d.name, avg(</w:t>
+      </w:r>
+      <w:proofErr w:type="spellStart"/>
+      <w:r>
+        <w:rPr>
+          <w:lang w:val="en-US"/>
+        </w:rPr>
+        <w:t>m.year</w:t>
+      </w:r>
+      <w:proofErr w:type="spellEnd"/>
+      <w:r>
+        <w:rPr>
+          <w:lang w:val="en-US"/>
+        </w:rPr>
+        <w:t xml:space="preserve">) as </w:t>
+      </w:r>
+      <w:proofErr w:type="spellStart"/>
+      <w:r>
+        <w:rPr>
+          <w:lang w:val="en-US"/>
+        </w:rPr>
+        <w:t>avg_year</w:t>
+      </w:r>
+      <w:proofErr w:type="spellEnd"/>
+      <w:r>
+        <w:rPr>
+          <w:lang w:val="en-US"/>
+        </w:rPr>
+        <w:t>;</w:t>
+      </w:r>
+    </w:p>
+    <w:p>
+      <w:pPr>
+        <w:rPr>
+          <w:lang w:val="en-US"/>
+        </w:rPr>
+      </w:pPr>
+    </w:p>
+    <w:p>
+      <w:pPr>
+        <w:rPr>
+          <w:lang w:val="en-US"/>
+        </w:rPr>
+      </w:pPr>
+      <w:r>
+        <w:rPr>
+          <w:lang w:val="en-US"/>
+        </w:rPr>
+        <w:t>8. match (</w:t>
+      </w:r>
+      <w:proofErr w:type="spellStart"/>
+      <w:proofErr w:type="gramStart"/>
+      <w:r>
+        <w:rPr>
+          <w:lang w:val="en-US"/>
+        </w:rPr>
+        <w:t>m:Movie</w:t>
+      </w:r>
+      <w:proofErr w:type="spellEnd"/>
+      <w:proofErr w:type="gramEnd"/>
+      <w:r>
+        <w:rPr>
+          <w:lang w:val="en-US"/>
+        </w:rPr>
+        <w:t xml:space="preserve">) where </w:t>
+      </w:r>
+      <w:proofErr w:type="spellStart"/>
+      <w:r>
+        <w:rPr>
+          <w:lang w:val="en-US"/>
+        </w:rPr>
+        <w:t>m.title</w:t>
+      </w:r>
+      <w:proofErr w:type="spellEnd"/>
+      <w:r>
+        <w:rPr>
+          <w:lang w:val="en-US"/>
+        </w:rPr>
+        <w:t xml:space="preserve"> contains '</w:t>
+      </w:r>
+      <w:r>
+        <w:rPr>
+          <w:lang w:val="en-US"/>
+        </w:rPr>
+        <w:t>The Ma</w:t>
+      </w:r>
+      <w:r>
+        <w:rPr>
+          <w:lang w:val="en-US"/>
+        </w:rPr>
+        <w:t xml:space="preserve">' return </w:t>
+      </w:r>
+      <w:proofErr w:type="spellStart"/>
+      <w:r>
+        <w:rPr>
+          <w:lang w:val="en-US"/>
+        </w:rPr>
+        <w:t>m.title</w:t>
+      </w:r>
+      <w:proofErr w:type="spellEnd"/>
+      <w:r>
+        <w:rPr>
+          <w:lang w:val="en-US"/>
+        </w:rPr>
+        <w:t>;</w:t>
+      </w:r>
+    </w:p>
+    <w:p>
+      <w:pPr>
+        <w:rPr>
+          <w:lang w:val="en-US"/>
+        </w:rPr>
+      </w:pPr>
+    </w:p>
+    <w:p>
+      <w:pPr>
+        <w:rPr>
+          <w:lang w:val="en-US"/>
+        </w:rPr>
+      </w:pPr>
+      <w:r>
+        <w:rPr>
+          <w:lang w:val="en-US"/>
+        </w:rPr>
+        <w:t>9. match (</w:t>
+      </w:r>
+      <w:proofErr w:type="spellStart"/>
+      <w:proofErr w:type="gramStart"/>
+      <w:r>
+        <w:rPr>
+          <w:lang w:val="en-US"/>
+        </w:rPr>
+        <w:t>a:Actor</w:t>
+      </w:r>
+      <w:proofErr w:type="spellEnd"/>
+      <w:proofErr w:type="gramEnd"/>
+      <w:r>
+        <w:rPr>
+          <w:lang w:val="en-US"/>
+        </w:rPr>
+        <w:t>)-[:ACTED_IN]-&gt;(</w:t>
+      </w:r>
+      <w:proofErr w:type="spellStart"/>
+      <w:r>
+        <w:rPr>
+          <w:lang w:val="en-US"/>
+        </w:rPr>
+        <w:t>m:Movie</w:t>
+      </w:r>
+      <w:proofErr w:type="spellEnd"/>
+      <w:r>
+        <w:rPr>
+          <w:lang w:val="en-US"/>
+        </w:rPr>
+        <w:t xml:space="preserve">) with a, count(m) as </w:t>
+      </w:r>
+      <w:proofErr w:type="spellStart"/>
+      <w:r>
+        <w:rPr>
+          <w:lang w:val="en-US"/>
+        </w:rPr>
+        <w:t>cnt</w:t>
+      </w:r>
+      <w:proofErr w:type="spellEnd"/>
+      <w:r>
+        <w:rPr>
+          <w:lang w:val="en-US"/>
+        </w:rPr>
+        <w:t xml:space="preserve"> set </w:t>
+      </w:r>
+      <w:proofErr w:type="spellStart"/>
+      <w:r>
+        <w:rPr>
+          <w:lang w:val="en-US"/>
+        </w:rPr>
+        <w:t>a.veteran</w:t>
+      </w:r>
+      <w:proofErr w:type="spellEnd"/>
+      <w:r>
+        <w:rPr>
+          <w:lang w:val="en-US"/>
+        </w:rPr>
+        <w:t xml:space="preserve"> = case when </w:t>
+      </w:r>
+      <w:proofErr w:type="spellStart"/>
+      <w:r>
+        <w:rPr>
+          <w:lang w:val="en-US"/>
+        </w:rPr>
+        <w:t>cnt</w:t>
+      </w:r>
+      <w:proofErr w:type="spellEnd"/>
+      <w:r>
+        <w:rPr>
+          <w:lang w:val="en-US"/>
+        </w:rPr>
+        <w:t xml:space="preserve"> &gt;= 5 then '</w:t>
+      </w:r>
+      <w:proofErr w:type="spellStart"/>
+      <w:r>
+        <w:rPr>
+          <w:lang w:val="en-US"/>
+        </w:rPr>
+        <w:t>VeteranActor</w:t>
+      </w:r>
+      <w:proofErr w:type="spellEnd"/>
+      <w:r>
+        <w:rPr>
+          <w:lang w:val="en-US"/>
+        </w:rPr>
+        <w:t>' else null end;</w:t>
+      </w:r>
+    </w:p>
+    <w:p>
+      <w:pPr>
+        <w:rPr>
+          <w:lang w:val="en-US"/>
+        </w:rPr>
+      </w:pPr>
+    </w:p>
+    <w:p>
+      <w:pPr>
+        <w:rPr>
+          <w:lang w:val="en-US"/>
+        </w:rPr>
+      </w:pPr>
+      <w:r>
+        <w:rPr>
+          <w:lang w:val="en-US"/>
+        </w:rPr>
+        <w:t>10. match (</w:t>
+      </w:r>
+      <w:proofErr w:type="spellStart"/>
+      <w:proofErr w:type="gramStart"/>
+      <w:r>
+        <w:rPr>
+          <w:lang w:val="en-US"/>
+        </w:rPr>
+        <w:t>a:Actor</w:t>
+      </w:r>
+      <w:proofErr w:type="spellEnd"/>
+      <w:proofErr w:type="gramEnd"/>
+      <w:r>
+        <w:rPr>
+          <w:lang w:val="en-US"/>
+        </w:rPr>
+        <w:t>)-[:ACTED_IN]-&gt;(</w:t>
+      </w:r>
+      <w:proofErr w:type="spellStart"/>
+      <w:r>
+        <w:rPr>
+          <w:lang w:val="en-US"/>
+        </w:rPr>
+        <w:t>m:Movie</w:t>
+      </w:r>
+      <w:proofErr w:type="spellEnd"/>
+      <w:r>
+        <w:rPr>
+          <w:lang w:val="en-US"/>
+        </w:rPr>
+        <w:t xml:space="preserve">) with a, count(m) as </w:t>
+      </w:r>
+      <w:proofErr w:type="spellStart"/>
+      <w:r>
+        <w:rPr>
+          <w:lang w:val="en-US"/>
+        </w:rPr>
+        <w:t>cnt</w:t>
+      </w:r>
+      <w:proofErr w:type="spellEnd"/>
+      <w:r>
+        <w:rPr>
+          <w:lang w:val="en-US"/>
+        </w:rPr>
+        <w:t xml:space="preserve"> set </w:t>
+      </w:r>
+      <w:proofErr w:type="spellStart"/>
+      <w:r>
+        <w:rPr>
+          <w:lang w:val="en-US"/>
+        </w:rPr>
+        <w:t>a.rolesCount</w:t>
+      </w:r>
+      <w:proofErr w:type="spellEnd"/>
+      <w:r>
+        <w:rPr>
+          <w:lang w:val="en-US"/>
+        </w:rPr>
+        <w:t xml:space="preserve"> = </w:t>
+      </w:r>
+      <w:proofErr w:type="spellStart"/>
+      <w:r>
+        <w:rPr>
+          <w:lang w:val="en-US"/>
+        </w:rPr>
+        <w:t>cnt</w:t>
+      </w:r>
+      <w:proofErr w:type="spellEnd"/>
+      <w:r>
+        <w:rPr>
+          <w:lang w:val="en-US"/>
+        </w:rPr>
+        <w:t>;</w:t>
+      </w:r>
+    </w:p>
+    <w:p>
+      <w:pPr>
+        <w:rPr>
+          <w:lang w:val="en-US"/>
+        </w:rPr>
+      </w:pPr>
+    </w:p>
+    <w:p>
+      <w:pPr>
+        <w:rPr>
+          <w:lang w:val="en-US"/>
+        </w:rPr>
+      </w:pPr>
+      <w:r>
+        <w:rPr>
+          <w:lang w:val="en-US"/>
+        </w:rPr>
+        <w:t>11. match (a</w:t>
+      </w:r>
+      <w:proofErr w:type="gramStart"/>
+      <w:r>
+        <w:rPr>
+          <w:lang w:val="en-US"/>
+        </w:rPr>
+        <w:t>1:Actor</w:t>
+      </w:r>
+      <w:proofErr w:type="gramEnd"/>
+      <w:r>
+        <w:rPr>
+          <w:lang w:val="en-US"/>
+        </w:rPr>
+        <w:t>)-[:ACTED_IN]-&gt;(</w:t>
+      </w:r>
+      <w:proofErr w:type="spellStart"/>
+      <w:r>
+        <w:rPr>
+          <w:lang w:val="en-US"/>
+        </w:rPr>
+        <w:t>m:Movie</w:t>
+      </w:r>
+      <w:proofErr w:type="spellEnd"/>
+      <w:r>
+        <w:rPr>
+          <w:lang w:val="en-US"/>
+        </w:rPr>
+        <w:t>)&lt;-[:ACTED_IN]-(a2:Actor) where a1 &lt;&gt; a2 merge (a1)-[:WORKED_WITH]-(a2);</w:t>
+      </w:r>
+    </w:p>
+    <w:p>
+      <w:pPr>
+        <w:rPr>
+          <w:lang w:val="en-US"/>
+        </w:rPr>
+      </w:pPr>
+    </w:p>
+    <w:p>
+      <w:pPr>
+        <w:rPr>
+          <w:lang w:val="en-US"/>
+        </w:rPr>
+      </w:pPr>
+      <w:r>
+        <w:rPr>
+          <w:lang w:val="en-US"/>
+        </w:rPr>
+        <w:t>12. match (</w:t>
+      </w:r>
+      <w:proofErr w:type="spellStart"/>
+      <w:proofErr w:type="gramStart"/>
+      <w:r>
+        <w:rPr>
+          <w:lang w:val="en-US"/>
+        </w:rPr>
+        <w:t>m:Movie</w:t>
+      </w:r>
+      <w:proofErr w:type="spellEnd"/>
+      <w:proofErr w:type="gramEnd"/>
+      <w:r>
+        <w:rPr>
+          <w:lang w:val="en-US"/>
+        </w:rPr>
+        <w:t xml:space="preserve">) where </w:t>
+      </w:r>
+      <w:proofErr w:type="spellStart"/>
+      <w:r>
+        <w:rPr>
+          <w:lang w:val="en-US"/>
+        </w:rPr>
+        <w:t>m.year</w:t>
+      </w:r>
+      <w:proofErr w:type="spellEnd"/>
+      <w:r>
+        <w:rPr>
+          <w:lang w:val="en-US"/>
+        </w:rPr>
+        <w:t xml:space="preserve"> is null set </w:t>
+      </w:r>
+      <w:proofErr w:type="spellStart"/>
+      <w:r>
+        <w:rPr>
+          <w:lang w:val="en-US"/>
+        </w:rPr>
+        <w:t>m.deleted</w:t>
+      </w:r>
+      <w:proofErr w:type="spellEnd"/>
+      <w:r>
+        <w:rPr>
+          <w:lang w:val="en-US"/>
+        </w:rPr>
+        <w:t xml:space="preserve"> = true;</w:t>
+      </w:r>
+    </w:p>
+    <w:p>
+      <w:pPr>
+        <w:rPr>
+          <w:lang w:val="en-US"/>
+        </w:rPr>
+      </w:pPr>
+    </w:p>
+    <w:p>
+      <w:pPr>
+        <w:rPr>
+          <w:lang w:val="en-US"/>
+        </w:rPr>
+      </w:pPr>
+      <w:r>
+        <w:rPr>
+          <w:lang w:val="en-US"/>
+        </w:rPr>
+        <w:t>13. match (a</w:t>
+      </w:r>
+      <w:proofErr w:type="gramStart"/>
+      <w:r>
+        <w:rPr>
+          <w:lang w:val="en-US"/>
+        </w:rPr>
+        <w:t>1:Actor</w:t>
+      </w:r>
+      <w:proofErr w:type="gramEnd"/>
+      <w:r>
+        <w:rPr>
+          <w:lang w:val="en-US"/>
+        </w:rPr>
+        <w:t>)-[:ACTED_IN]-&gt;(</w:t>
+      </w:r>
+      <w:proofErr w:type="spellStart"/>
+      <w:r>
+        <w:rPr>
+          <w:lang w:val="en-US"/>
+        </w:rPr>
+        <w:t>m:Movie</w:t>
+      </w:r>
+      <w:proofErr w:type="spellEnd"/>
+      <w:r>
+        <w:rPr>
+          <w:lang w:val="en-US"/>
+        </w:rPr>
+        <w:t xml:space="preserve">)&lt;-[:ACTED_IN]-(a2:Actor) where a1 &lt;&gt; a2 with a1, a2, collect(distinct m) as films foreach(f in films | merge (a1)-[:CO_ACTED_IN {movie: </w:t>
+      </w:r>
+      <w:proofErr w:type="spellStart"/>
+      <w:r>
+        <w:rPr>
+          <w:lang w:val="en-US"/>
+        </w:rPr>
+        <w:t>f.title</w:t>
+      </w:r>
+      <w:proofErr w:type="spellEnd"/>
+      <w:r>
+        <w:rPr>
+          <w:lang w:val="en-US"/>
+        </w:rPr>
+        <w:t>}]-(a2));</w:t>
+      </w:r>
+    </w:p>
+    <w:p>
+      <w:pPr>
+        <w:rPr>
+          <w:lang w:val="en-US"/>
+        </w:rPr>
+      </w:pPr>
+    </w:p>
+    <w:p>
+      <w:pPr>
+        <w:rPr>
+          <w:lang w:val="en-US"/>
+        </w:rPr>
+      </w:pPr>
+      <w:r>
+        <w:rPr>
+          <w:lang w:val="en-US"/>
+        </w:rPr>
+        <w:t xml:space="preserve">14. match p = </w:t>
+      </w:r>
+      <w:proofErr w:type="spellStart"/>
+      <w:proofErr w:type="gramStart"/>
+      <w:r>
+        <w:rPr>
+          <w:lang w:val="en-US"/>
+        </w:rPr>
+        <w:t>shortestPath</w:t>
+      </w:r>
+      <w:proofErr w:type="spellEnd"/>
+      <w:r>
+        <w:rPr>
+          <w:lang w:val="en-US"/>
+        </w:rPr>
+        <w:t>(</w:t>
+      </w:r>
+      <w:proofErr w:type="gramEnd"/>
+      <w:r>
+        <w:rPr>
+          <w:lang w:val="en-US"/>
+        </w:rPr>
+        <w:t xml:space="preserve">(a1:Actor {name: </w:t>
+      </w:r>
+      <w:r>
+        <w:rPr>
+          <w:rFonts w:ascii="Calibri" w:eastAsia="Times New Roman" w:hAnsi="Calibri" w:cs="Calibri"/>
+          <w:color w:val="000000"/>
+          <w:lang w:val="en-US" w:eastAsia="ru-RU"/>
+        </w:rPr>
+        <w:t>Carrie-Anne Moss</w:t>
+      </w:r>
+      <w:r>
+        <w:rPr>
+          <w:lang w:val="en-US"/>
+        </w:rPr>
+        <w:t xml:space="preserve"> </w:t>
+      </w:r>
+      <w:r>
+        <w:rPr>
+          <w:lang w:val="en-US"/>
+        </w:rPr>
+        <w:t xml:space="preserve">})-[:ACTED_IN|WORKED_WITH*]-(a2:Actor {name: </w:t>
+      </w:r>
+      <w:r>
+        <w:rPr>
+          <w:rFonts w:ascii="Calibri" w:eastAsia="Times New Roman" w:hAnsi="Calibri" w:cs="Calibri"/>
+          <w:color w:val="000000"/>
+          <w:lang w:val="en-US" w:eastAsia="ru-RU"/>
+        </w:rPr>
+        <w:t>Madonna</w:t>
+      </w:r>
+      <w:r>
+        <w:rPr>
+          <w:lang w:val="en-US"/>
+        </w:rPr>
+        <w:t xml:space="preserve"> </w:t>
+      </w:r>
+      <w:r>
+        <w:rPr>
+          <w:lang w:val="en-US"/>
+        </w:rPr>
+        <w:t>})) return p;</w:t>
+      </w:r>
+    </w:p>
+    <w:p>
+      <w:pPr>
+        <w:rPr>
+          <w:lang w:val="en-US"/>
+        </w:rPr>
+      </w:pPr>
+    </w:p>
+    <w:p>
+      <w:pPr>
+        <w:rPr>
+          <w:lang w:val="en-US"/>
+        </w:rPr>
+      </w:pPr>
     </w:p>
     <w:p>
       <w:pPr>
@@ -6819,14 +7343,7 @@
         <w:rPr>
           <w:lang w:val="en-US"/>
         </w:rPr>
-        <w:t>",ag</w:t>
-      </w:r>
-      <w:r>
-        <w:rPr>
-          <w:lang w:val="en-US"/>
-        </w:rPr>
-        <w:lastRenderedPageBreak/>
-        <w:t>e:20,color:"pink"}),(a4:Person{name:"</w:t>
+        <w:t>",age:20,color:"pink"}),(a4:Person{name:"</w:t>
       </w:r>
       <w:r>
         <w:t>Настя</w:t>
@@ -7195,6 +7712,7 @@
         <w:rPr>
           <w:lang w:val="en-US"/>
         </w:rPr>
+        <w:lastRenderedPageBreak/>
         <w:t>match(</w:t>
       </w:r>
       <w:proofErr w:type="spellStart"/>
@@ -7259,7 +7777,6 @@
           <w:noProof/>
           <w:lang w:val="en-US"/>
         </w:rPr>
-        <w:lastRenderedPageBreak/>
         <w:drawing>
           <wp:inline distT="0" distB="0" distL="0" distR="0" wp14:anchorId="3A1EB301" wp14:editId="46C611D8">
             <wp:extent cx="1336040" cy="1336040"/>
@@ -8422,11 +8939,6 @@
     <w:p/>
     <w:p/>
     <w:p>
-      <w:pPr>
-        <w:rPr>
-          <w:lang w:val="en-US"/>
-        </w:rPr>
-      </w:pPr>
       <w:r>
         <w:t>6</w:t>
       </w:r>
@@ -14377,11 +14889,9 @@
       </w:pPr>
     </w:p>
     <w:p>
-      <w:pPr>
-        <w:rPr>
-          <w:lang w:val="en-US"/>
-        </w:rPr>
-      </w:pPr>
+      <w:r>
+        <w:t>Запросы 3</w:t>
+      </w:r>
     </w:p>
     <w:p>
       <w:pPr>
@@ -15676,6 +16186,67 @@
         </w:rPr>
         <w:t>10.</w:t>
       </w:r>
+      <w:r>
+        <w:rPr>
+          <w:lang w:val="en-US"/>
+        </w:rPr>
+        <w:t xml:space="preserve"> </w:t>
+      </w:r>
+      <w:r>
+        <w:rPr>
+          <w:lang w:val="en-US"/>
+        </w:rPr>
+        <w:t>select * from employees e where exists (select 1 from employees e2 where e</w:t>
+      </w:r>
+      <w:proofErr w:type="gramStart"/>
+      <w:r>
+        <w:rPr>
+          <w:lang w:val="en-US"/>
+        </w:rPr>
+        <w:t>2.department</w:t>
+      </w:r>
+      <w:proofErr w:type="gramEnd"/>
+      <w:r>
+        <w:rPr>
+          <w:lang w:val="en-US"/>
+        </w:rPr>
+        <w:t xml:space="preserve">_id = </w:t>
+      </w:r>
+      <w:proofErr w:type="spellStart"/>
+      <w:r>
+        <w:rPr>
+          <w:lang w:val="en-US"/>
+        </w:rPr>
+        <w:t>e.department_id</w:t>
+      </w:r>
+      <w:proofErr w:type="spellEnd"/>
+      <w:r>
+        <w:rPr>
+          <w:lang w:val="en-US"/>
+        </w:rPr>
+        <w:t xml:space="preserve"> and e2.salary &gt; </w:t>
+      </w:r>
+      <w:proofErr w:type="spellStart"/>
+      <w:r>
+        <w:rPr>
+          <w:lang w:val="en-US"/>
+        </w:rPr>
+        <w:t>e.salary</w:t>
+      </w:r>
+      <w:proofErr w:type="spellEnd"/>
+      <w:r>
+        <w:rPr>
+          <w:lang w:val="en-US"/>
+        </w:rPr>
+        <w:t>);</w:t>
+      </w:r>
+    </w:p>
+    <w:p>
+      <w:pPr>
+        <w:rPr>
+          <w:lang w:val="en-US"/>
+        </w:rPr>
+      </w:pPr>
     </w:p>
     <w:p>
       <w:pPr>
@@ -16142,6 +16713,7 @@
         <w:rPr>
           <w:lang w:val="en-US"/>
         </w:rPr>
+        <w:lastRenderedPageBreak/>
         <w:t>18</w:t>
       </w:r>
       <w:r>
@@ -16150,6 +16722,179 @@
         </w:rPr>
         <w:t>.</w:t>
       </w:r>
+      <w:r>
+        <w:rPr>
+          <w:lang w:val="en-US"/>
+        </w:rPr>
+        <w:t xml:space="preserve"> </w:t>
+      </w:r>
+      <w:r>
+        <w:rPr>
+          <w:lang w:val="en-US"/>
+        </w:rPr>
+        <w:t xml:space="preserve">select distinct </w:t>
+      </w:r>
+      <w:proofErr w:type="spellStart"/>
+      <w:r>
+        <w:rPr>
+          <w:lang w:val="en-US"/>
+        </w:rPr>
+        <w:t>e.employee_id</w:t>
+      </w:r>
+      <w:proofErr w:type="spellEnd"/>
+      <w:r>
+        <w:rPr>
+          <w:lang w:val="en-US"/>
+        </w:rPr>
+        <w:t xml:space="preserve">, </w:t>
+      </w:r>
+      <w:proofErr w:type="spellStart"/>
+      <w:r>
+        <w:rPr>
+          <w:lang w:val="en-US"/>
+        </w:rPr>
+        <w:t>e.first_name</w:t>
+      </w:r>
+      <w:proofErr w:type="spellEnd"/>
+      <w:r>
+        <w:rPr>
+          <w:lang w:val="en-US"/>
+        </w:rPr>
+        <w:t xml:space="preserve">, </w:t>
+      </w:r>
+      <w:proofErr w:type="spellStart"/>
+      <w:r>
+        <w:rPr>
+          <w:lang w:val="en-US"/>
+        </w:rPr>
+        <w:t>e.last_name</w:t>
+      </w:r>
+      <w:proofErr w:type="spellEnd"/>
+      <w:r>
+        <w:rPr>
+          <w:lang w:val="en-US"/>
+        </w:rPr>
+        <w:t xml:space="preserve">, </w:t>
+      </w:r>
+      <w:proofErr w:type="spellStart"/>
+      <w:r>
+        <w:rPr>
+          <w:lang w:val="en-US"/>
+        </w:rPr>
+        <w:t>e.salary</w:t>
+      </w:r>
+      <w:proofErr w:type="spellEnd"/>
+      <w:r>
+        <w:rPr>
+          <w:lang w:val="en-US"/>
+        </w:rPr>
+        <w:t xml:space="preserve"> from employees e join </w:t>
+      </w:r>
+      <w:proofErr w:type="spellStart"/>
+      <w:r>
+        <w:rPr>
+          <w:lang w:val="en-US"/>
+        </w:rPr>
+        <w:t>job_history</w:t>
+      </w:r>
+      <w:proofErr w:type="spellEnd"/>
+      <w:r>
+        <w:rPr>
+          <w:lang w:val="en-US"/>
+        </w:rPr>
+        <w:t xml:space="preserve"> </w:t>
+      </w:r>
+      <w:proofErr w:type="spellStart"/>
+      <w:r>
+        <w:rPr>
+          <w:lang w:val="en-US"/>
+        </w:rPr>
+        <w:t>jh</w:t>
+      </w:r>
+      <w:proofErr w:type="spellEnd"/>
+      <w:r>
+        <w:rPr>
+          <w:lang w:val="en-US"/>
+        </w:rPr>
+        <w:t xml:space="preserve"> on </w:t>
+      </w:r>
+      <w:proofErr w:type="spellStart"/>
+      <w:r>
+        <w:rPr>
+          <w:lang w:val="en-US"/>
+        </w:rPr>
+        <w:t>e.employee_id</w:t>
+      </w:r>
+      <w:proofErr w:type="spellEnd"/>
+      <w:r>
+        <w:rPr>
+          <w:lang w:val="en-US"/>
+        </w:rPr>
+        <w:t xml:space="preserve"> = </w:t>
+      </w:r>
+      <w:proofErr w:type="spellStart"/>
+      <w:r>
+        <w:rPr>
+          <w:lang w:val="en-US"/>
+        </w:rPr>
+        <w:t>jh.employee_id</w:t>
+      </w:r>
+      <w:proofErr w:type="spellEnd"/>
+      <w:r>
+        <w:rPr>
+          <w:lang w:val="en-US"/>
+        </w:rPr>
+        <w:t xml:space="preserve"> where </w:t>
+      </w:r>
+      <w:proofErr w:type="spellStart"/>
+      <w:r>
+        <w:rPr>
+          <w:lang w:val="en-US"/>
+        </w:rPr>
+        <w:t>e.salary</w:t>
+      </w:r>
+      <w:proofErr w:type="spellEnd"/>
+      <w:r>
+        <w:rPr>
+          <w:lang w:val="en-US"/>
+        </w:rPr>
+        <w:t xml:space="preserve"> &gt; all (select avg(e2.salary) from </w:t>
+      </w:r>
+      <w:proofErr w:type="spellStart"/>
+      <w:r>
+        <w:rPr>
+          <w:lang w:val="en-US"/>
+        </w:rPr>
+        <w:t>job_history</w:t>
+      </w:r>
+      <w:proofErr w:type="spellEnd"/>
+      <w:r>
+        <w:rPr>
+          <w:lang w:val="en-US"/>
+        </w:rPr>
+        <w:t xml:space="preserve"> jh2 join employees e2 on e2.department_id = jh2.department_id where jh2.employee_id = </w:t>
+      </w:r>
+      <w:proofErr w:type="spellStart"/>
+      <w:r>
+        <w:rPr>
+          <w:lang w:val="en-US"/>
+        </w:rPr>
+        <w:t>e.employee_id</w:t>
+      </w:r>
+      <w:proofErr w:type="spellEnd"/>
+      <w:r>
+        <w:rPr>
+          <w:lang w:val="en-US"/>
+        </w:rPr>
+        <w:t xml:space="preserve"> group by jh2.department_id);</w:t>
+      </w:r>
+    </w:p>
+    <w:p>
+      <w:pPr>
+        <w:rPr>
+          <w:lang w:val="en-US"/>
+        </w:rPr>
+      </w:pPr>
     </w:p>
     <w:p>
       <w:pPr>
@@ -16169,18 +16914,142 @@
         </w:rPr>
         <w:t>.</w:t>
       </w:r>
-    </w:p>
-    <w:p>
-      <w:pPr>
-        <w:rPr>
-          <w:lang w:val="en-US"/>
-        </w:rPr>
-      </w:pPr>
-      <w:r>
-        <w:rPr>
-          <w:lang w:val="en-US"/>
-        </w:rPr>
-        <w:lastRenderedPageBreak/>
+      <w:r>
+        <w:rPr>
+          <w:lang w:val="en-US"/>
+        </w:rPr>
+        <w:t xml:space="preserve"> </w:t>
+      </w:r>
+      <w:r>
+        <w:rPr>
+          <w:lang w:val="en-US"/>
+        </w:rPr>
+        <w:t xml:space="preserve">select </w:t>
+      </w:r>
+      <w:proofErr w:type="spellStart"/>
+      <w:proofErr w:type="gramStart"/>
+      <w:r>
+        <w:rPr>
+          <w:lang w:val="en-US"/>
+        </w:rPr>
+        <w:t>c.country</w:t>
+      </w:r>
+      <w:proofErr w:type="gramEnd"/>
+      <w:r>
+        <w:rPr>
+          <w:lang w:val="en-US"/>
+        </w:rPr>
+        <w:t>_name</w:t>
+      </w:r>
+      <w:proofErr w:type="spellEnd"/>
+      <w:r>
+        <w:rPr>
+          <w:lang w:val="en-US"/>
+        </w:rPr>
+        <w:t xml:space="preserve"> from countries c join locations l on </w:t>
+      </w:r>
+      <w:proofErr w:type="spellStart"/>
+      <w:r>
+        <w:rPr>
+          <w:lang w:val="en-US"/>
+        </w:rPr>
+        <w:t>c.country_id</w:t>
+      </w:r>
+      <w:proofErr w:type="spellEnd"/>
+      <w:r>
+        <w:rPr>
+          <w:lang w:val="en-US"/>
+        </w:rPr>
+        <w:t xml:space="preserve"> = </w:t>
+      </w:r>
+      <w:proofErr w:type="spellStart"/>
+      <w:r>
+        <w:rPr>
+          <w:lang w:val="en-US"/>
+        </w:rPr>
+        <w:t>l.country_id</w:t>
+      </w:r>
+      <w:proofErr w:type="spellEnd"/>
+      <w:r>
+        <w:rPr>
+          <w:lang w:val="en-US"/>
+        </w:rPr>
+        <w:t xml:space="preserve"> join departments d on </w:t>
+      </w:r>
+      <w:proofErr w:type="spellStart"/>
+      <w:r>
+        <w:rPr>
+          <w:lang w:val="en-US"/>
+        </w:rPr>
+        <w:t>l.location_id</w:t>
+      </w:r>
+      <w:proofErr w:type="spellEnd"/>
+      <w:r>
+        <w:rPr>
+          <w:lang w:val="en-US"/>
+        </w:rPr>
+        <w:t xml:space="preserve"> = </w:t>
+      </w:r>
+      <w:proofErr w:type="spellStart"/>
+      <w:r>
+        <w:rPr>
+          <w:lang w:val="en-US"/>
+        </w:rPr>
+        <w:t>d.location_id</w:t>
+      </w:r>
+      <w:proofErr w:type="spellEnd"/>
+      <w:r>
+        <w:rPr>
+          <w:lang w:val="en-US"/>
+        </w:rPr>
+        <w:t xml:space="preserve"> where not exists (select 1 from departments d2 where d2.location_id = </w:t>
+      </w:r>
+      <w:proofErr w:type="spellStart"/>
+      <w:r>
+        <w:rPr>
+          <w:lang w:val="en-US"/>
+        </w:rPr>
+        <w:t>l.location_id</w:t>
+      </w:r>
+      <w:proofErr w:type="spellEnd"/>
+      <w:r>
+        <w:rPr>
+          <w:lang w:val="en-US"/>
+        </w:rPr>
+        <w:t xml:space="preserve"> and not exists (select 1 from employees e where </w:t>
+      </w:r>
+      <w:proofErr w:type="spellStart"/>
+      <w:r>
+        <w:rPr>
+          <w:lang w:val="en-US"/>
+        </w:rPr>
+        <w:t>e.department_id</w:t>
+      </w:r>
+      <w:proofErr w:type="spellEnd"/>
+      <w:r>
+        <w:rPr>
+          <w:lang w:val="en-US"/>
+        </w:rPr>
+        <w:t xml:space="preserve"> = d2.department_id));</w:t>
+      </w:r>
+    </w:p>
+    <w:p>
+      <w:pPr>
+        <w:rPr>
+          <w:lang w:val="en-US"/>
+        </w:rPr>
+      </w:pPr>
+    </w:p>
+    <w:p>
+      <w:pPr>
+        <w:rPr>
+          <w:lang w:val="en-US"/>
+        </w:rPr>
+      </w:pPr>
+      <w:r>
+        <w:rPr>
+          <w:lang w:val="en-US"/>
+        </w:rPr>
         <w:t>20</w:t>
       </w:r>
       <w:r>
@@ -16235,11 +17104,9 @@
       </w:pPr>
     </w:p>
     <w:p>
-      <w:pPr>
-        <w:rPr>
-          <w:lang w:val="en-US"/>
-        </w:rPr>
-      </w:pPr>
+      <w:r>
+        <w:t>Запросы 4</w:t>
+      </w:r>
     </w:p>
     <w:p>
       <w:pPr>
@@ -16842,6 +17709,7 @@
         <w:rPr>
           <w:lang w:val="en-US"/>
         </w:rPr>
+        <w:lastRenderedPageBreak/>
         <w:t xml:space="preserve">where </w:t>
       </w:r>
       <w:proofErr w:type="spellStart"/>
@@ -17128,139 +17996,667 @@
         <w:rPr>
           <w:lang w:val="en-US"/>
         </w:rPr>
+        <w:t>from employees e</w:t>
+      </w:r>
+    </w:p>
+    <w:p>
+      <w:pPr>
+        <w:rPr>
+          <w:lang w:val="en-US"/>
+        </w:rPr>
+      </w:pPr>
+      <w:r>
+        <w:rPr>
+          <w:lang w:val="en-US"/>
+        </w:rPr>
+        <w:t xml:space="preserve">where </w:t>
+      </w:r>
+      <w:proofErr w:type="spellStart"/>
+      <w:proofErr w:type="gramStart"/>
+      <w:r>
+        <w:rPr>
+          <w:lang w:val="en-US"/>
+        </w:rPr>
+        <w:t>e.department</w:t>
+      </w:r>
+      <w:proofErr w:type="gramEnd"/>
+      <w:r>
+        <w:rPr>
+          <w:lang w:val="en-US"/>
+        </w:rPr>
+        <w:t>_id</w:t>
+      </w:r>
+      <w:proofErr w:type="spellEnd"/>
+      <w:r>
+        <w:rPr>
+          <w:lang w:val="en-US"/>
+        </w:rPr>
+        <w:t xml:space="preserve"> is not null </w:t>
+      </w:r>
+    </w:p>
+    <w:p>
+      <w:pPr>
+        <w:rPr>
+          <w:lang w:val="en-US"/>
+        </w:rPr>
+      </w:pPr>
+      <w:r>
+        <w:rPr>
+          <w:lang w:val="en-US"/>
+        </w:rPr>
+        <w:t xml:space="preserve">order   by </w:t>
+      </w:r>
+      <w:proofErr w:type="spellStart"/>
+      <w:proofErr w:type="gramStart"/>
+      <w:r>
+        <w:rPr>
+          <w:lang w:val="en-US"/>
+        </w:rPr>
+        <w:t>e.department</w:t>
+      </w:r>
+      <w:proofErr w:type="gramEnd"/>
+      <w:r>
+        <w:rPr>
+          <w:lang w:val="en-US"/>
+        </w:rPr>
+        <w:t>_id,e.employee_id</w:t>
+      </w:r>
+      <w:proofErr w:type="spellEnd"/>
+    </w:p>
+    <w:p>
+      <w:pPr>
+        <w:rPr>
+          <w:lang w:val="en-US"/>
+        </w:rPr>
+      </w:pPr>
+      <w:r>
+        <w:rPr>
+          <w:lang w:val="en-US"/>
+        </w:rPr>
+        <w:t>8.</w:t>
+      </w:r>
+      <w:r>
+        <w:rPr>
+          <w:lang w:val="en-US"/>
+        </w:rPr>
+        <w:t xml:space="preserve"> select </w:t>
+      </w:r>
+      <w:proofErr w:type="spellStart"/>
+      <w:r>
+        <w:rPr>
+          <w:lang w:val="en-US"/>
+        </w:rPr>
+        <w:t>department_</w:t>
+      </w:r>
+      <w:proofErr w:type="gramStart"/>
+      <w:r>
+        <w:rPr>
+          <w:lang w:val="en-US"/>
+        </w:rPr>
+        <w:t>id,sum</w:t>
+      </w:r>
+      <w:proofErr w:type="spellEnd"/>
+      <w:proofErr w:type="gramEnd"/>
+      <w:r>
+        <w:rPr>
+          <w:lang w:val="en-US"/>
+        </w:rPr>
+        <w:t xml:space="preserve">(salary) as summa </w:t>
+      </w:r>
+    </w:p>
+    <w:p>
+      <w:pPr>
+        <w:rPr>
+          <w:lang w:val="en-US"/>
+        </w:rPr>
+      </w:pPr>
+      <w:r>
+        <w:rPr>
+          <w:lang w:val="en-US"/>
+        </w:rPr>
+        <w:t xml:space="preserve">from employees </w:t>
+      </w:r>
+    </w:p>
+    <w:p>
+      <w:pPr>
+        <w:rPr>
+          <w:lang w:val="en-US"/>
+        </w:rPr>
+      </w:pPr>
+      <w:r>
+        <w:rPr>
+          <w:lang w:val="en-US"/>
+        </w:rPr>
+        <w:t xml:space="preserve">where </w:t>
+      </w:r>
+      <w:proofErr w:type="spellStart"/>
+      <w:r>
+        <w:rPr>
+          <w:lang w:val="en-US"/>
+        </w:rPr>
+        <w:t>department_id</w:t>
+      </w:r>
+      <w:proofErr w:type="spellEnd"/>
+      <w:r>
+        <w:rPr>
+          <w:lang w:val="en-US"/>
+        </w:rPr>
+        <w:t xml:space="preserve"> is not null </w:t>
+      </w:r>
+    </w:p>
+    <w:p>
+      <w:pPr>
+        <w:rPr>
+          <w:lang w:val="en-US"/>
+        </w:rPr>
+      </w:pPr>
+      <w:r>
+        <w:rPr>
+          <w:lang w:val="en-US"/>
+        </w:rPr>
+        <w:t xml:space="preserve">group by </w:t>
+      </w:r>
+      <w:proofErr w:type="spellStart"/>
+      <w:r>
+        <w:rPr>
+          <w:lang w:val="en-US"/>
+        </w:rPr>
+        <w:t>department_id</w:t>
+      </w:r>
+      <w:proofErr w:type="spellEnd"/>
+    </w:p>
+    <w:p>
+      <w:pPr>
+        <w:rPr>
+          <w:lang w:val="en-US"/>
+        </w:rPr>
+      </w:pPr>
+      <w:r>
+        <w:rPr>
+          <w:lang w:val="en-US"/>
+        </w:rPr>
+        <w:t>having sum(salary)</w:t>
+      </w:r>
+      <w:proofErr w:type="gramStart"/>
+      <w:r>
+        <w:rPr>
+          <w:lang w:val="en-US"/>
+        </w:rPr>
+        <w:t>&gt;(</w:t>
+      </w:r>
+      <w:proofErr w:type="gramEnd"/>
+      <w:r>
+        <w:rPr>
+          <w:lang w:val="en-US"/>
+        </w:rPr>
+        <w:t>select avg(sum(salary))</w:t>
+      </w:r>
+    </w:p>
+    <w:p>
+      <w:pPr>
+        <w:rPr>
+          <w:lang w:val="en-US"/>
+        </w:rPr>
+      </w:pPr>
+      <w:r>
+        <w:rPr>
+          <w:lang w:val="en-US"/>
+        </w:rPr>
+        <w:t xml:space="preserve">from employees </w:t>
+      </w:r>
+    </w:p>
+    <w:p>
+      <w:pPr>
+        <w:rPr>
+          <w:lang w:val="en-US"/>
+        </w:rPr>
+      </w:pPr>
+      <w:r>
+        <w:rPr>
+          <w:lang w:val="en-US"/>
+        </w:rPr>
+        <w:t xml:space="preserve">where </w:t>
+      </w:r>
+      <w:proofErr w:type="spellStart"/>
+      <w:r>
+        <w:rPr>
+          <w:lang w:val="en-US"/>
+        </w:rPr>
+        <w:t>department_id</w:t>
+      </w:r>
+      <w:proofErr w:type="spellEnd"/>
+      <w:r>
+        <w:rPr>
+          <w:lang w:val="en-US"/>
+        </w:rPr>
+        <w:t xml:space="preserve"> is not null </w:t>
+      </w:r>
+    </w:p>
+    <w:p>
+      <w:pPr>
+        <w:rPr>
+          <w:lang w:val="en-US"/>
+        </w:rPr>
+      </w:pPr>
+      <w:r>
+        <w:rPr>
+          <w:lang w:val="en-US"/>
+        </w:rPr>
+        <w:t xml:space="preserve">group by </w:t>
+      </w:r>
+      <w:proofErr w:type="spellStart"/>
+      <w:r>
+        <w:rPr>
+          <w:lang w:val="en-US"/>
+        </w:rPr>
+        <w:t>department_id</w:t>
+      </w:r>
+      <w:proofErr w:type="spellEnd"/>
+      <w:r>
+        <w:rPr>
+          <w:lang w:val="en-US"/>
+        </w:rPr>
+        <w:t>)</w:t>
+      </w:r>
+    </w:p>
+    <w:p>
+      <w:pPr>
+        <w:rPr>
+          <w:lang w:val="en-US"/>
+        </w:rPr>
+      </w:pPr>
+      <w:r>
+        <w:rPr>
+          <w:lang w:val="en-US"/>
+        </w:rPr>
+        <w:t>9.</w:t>
+      </w:r>
+      <w:r>
+        <w:rPr>
+          <w:lang w:val="en-US"/>
+        </w:rPr>
+        <w:t xml:space="preserve"> select </w:t>
+      </w:r>
+      <w:proofErr w:type="spellStart"/>
+      <w:proofErr w:type="gramStart"/>
+      <w:r>
+        <w:rPr>
+          <w:lang w:val="en-US"/>
+        </w:rPr>
+        <w:t>e.employee</w:t>
+      </w:r>
+      <w:proofErr w:type="gramEnd"/>
+      <w:r>
+        <w:rPr>
+          <w:lang w:val="en-US"/>
+        </w:rPr>
+        <w:t>_id,e.first_name,e.last_name,e.salary,e.department_id</w:t>
+      </w:r>
+      <w:proofErr w:type="spellEnd"/>
+    </w:p>
+    <w:p>
+      <w:pPr>
+        <w:rPr>
+          <w:lang w:val="en-US"/>
+        </w:rPr>
+      </w:pPr>
+      <w:r>
+        <w:rPr>
+          <w:lang w:val="en-US"/>
+        </w:rPr>
+        <w:t>from employees e</w:t>
+      </w:r>
+    </w:p>
+    <w:p>
+      <w:pPr>
+        <w:rPr>
+          <w:lang w:val="en-US"/>
+        </w:rPr>
+      </w:pPr>
+      <w:r>
+        <w:rPr>
+          <w:lang w:val="en-US"/>
+        </w:rPr>
+        <w:t xml:space="preserve">where </w:t>
+      </w:r>
+      <w:proofErr w:type="spellStart"/>
+      <w:proofErr w:type="gramStart"/>
+      <w:r>
+        <w:rPr>
+          <w:lang w:val="en-US"/>
+        </w:rPr>
+        <w:t>e.salary</w:t>
+      </w:r>
+      <w:proofErr w:type="spellEnd"/>
+      <w:proofErr w:type="gramEnd"/>
+      <w:r>
+        <w:rPr>
+          <w:lang w:val="en-US"/>
+        </w:rPr>
+        <w:t>&gt;(select avg(e2.salary)</w:t>
+      </w:r>
+    </w:p>
+    <w:p>
+      <w:pPr>
+        <w:rPr>
+          <w:lang w:val="en-US"/>
+        </w:rPr>
+      </w:pPr>
+      <w:r>
+        <w:rPr>
+          <w:lang w:val="en-US"/>
+        </w:rPr>
+        <w:t>from employees e2</w:t>
+      </w:r>
+    </w:p>
+    <w:p>
+      <w:pPr>
+        <w:rPr>
+          <w:lang w:val="en-US"/>
+        </w:rPr>
+      </w:pPr>
+      <w:r>
+        <w:rPr>
+          <w:lang w:val="en-US"/>
+        </w:rPr>
+        <w:t>where e</w:t>
+      </w:r>
+      <w:proofErr w:type="gramStart"/>
+      <w:r>
+        <w:rPr>
+          <w:lang w:val="en-US"/>
+        </w:rPr>
+        <w:t>2.department</w:t>
+      </w:r>
+      <w:proofErr w:type="gramEnd"/>
+      <w:r>
+        <w:rPr>
+          <w:lang w:val="en-US"/>
+        </w:rPr>
+        <w:t xml:space="preserve">_id= </w:t>
+      </w:r>
+      <w:proofErr w:type="spellStart"/>
+      <w:r>
+        <w:rPr>
+          <w:lang w:val="en-US"/>
+        </w:rPr>
+        <w:t>e.department_id</w:t>
+      </w:r>
+      <w:proofErr w:type="spellEnd"/>
+      <w:r>
+        <w:rPr>
+          <w:lang w:val="en-US"/>
+        </w:rPr>
+        <w:t>)</w:t>
+      </w:r>
+    </w:p>
+    <w:p>
+      <w:pPr>
+        <w:rPr>
+          <w:lang w:val="en-US"/>
+        </w:rPr>
+      </w:pPr>
+      <w:r>
+        <w:rPr>
+          <w:lang w:val="en-US"/>
+        </w:rPr>
+        <w:t>10.</w:t>
+      </w:r>
+      <w:r>
+        <w:rPr>
+          <w:lang w:val="en-US"/>
+        </w:rPr>
+        <w:t xml:space="preserve"> select </w:t>
+      </w:r>
+      <w:proofErr w:type="spellStart"/>
+      <w:r>
+        <w:rPr>
+          <w:lang w:val="en-US"/>
+        </w:rPr>
+        <w:t>department_</w:t>
+      </w:r>
+      <w:proofErr w:type="gramStart"/>
+      <w:r>
+        <w:rPr>
+          <w:lang w:val="en-US"/>
+        </w:rPr>
+        <w:t>id,avg</w:t>
+      </w:r>
+      <w:proofErr w:type="spellEnd"/>
+      <w:proofErr w:type="gramEnd"/>
+      <w:r>
+        <w:rPr>
+          <w:lang w:val="en-US"/>
+        </w:rPr>
+        <w:t xml:space="preserve">(salary) as </w:t>
+      </w:r>
+      <w:proofErr w:type="spellStart"/>
+      <w:r>
+        <w:rPr>
+          <w:lang w:val="en-US"/>
+        </w:rPr>
+        <w:t>zp</w:t>
+      </w:r>
+      <w:proofErr w:type="spellEnd"/>
+    </w:p>
+    <w:p>
+      <w:pPr>
+        <w:rPr>
+          <w:lang w:val="en-US"/>
+        </w:rPr>
+      </w:pPr>
+      <w:r>
+        <w:rPr>
+          <w:lang w:val="en-US"/>
+        </w:rPr>
+        <w:t xml:space="preserve">from employees </w:t>
+      </w:r>
+    </w:p>
+    <w:p>
+      <w:pPr>
+        <w:rPr>
+          <w:lang w:val="en-US"/>
+        </w:rPr>
+      </w:pPr>
+      <w:r>
+        <w:rPr>
+          <w:lang w:val="en-US"/>
+        </w:rPr>
+        <w:t xml:space="preserve">where </w:t>
+      </w:r>
+      <w:proofErr w:type="spellStart"/>
+      <w:r>
+        <w:rPr>
+          <w:lang w:val="en-US"/>
+        </w:rPr>
+        <w:t>department_id</w:t>
+      </w:r>
+      <w:proofErr w:type="spellEnd"/>
+      <w:r>
+        <w:rPr>
+          <w:lang w:val="en-US"/>
+        </w:rPr>
+        <w:t xml:space="preserve"> is not null </w:t>
+      </w:r>
+    </w:p>
+    <w:p>
+      <w:pPr>
+        <w:rPr>
+          <w:lang w:val="en-US"/>
+        </w:rPr>
+      </w:pPr>
+      <w:r>
+        <w:rPr>
+          <w:lang w:val="en-US"/>
+        </w:rPr>
+        <w:t xml:space="preserve">group by </w:t>
+      </w:r>
+      <w:proofErr w:type="spellStart"/>
+      <w:r>
+        <w:rPr>
+          <w:lang w:val="en-US"/>
+        </w:rPr>
+        <w:t>department_id</w:t>
+      </w:r>
+      <w:proofErr w:type="spellEnd"/>
+    </w:p>
+    <w:p>
+      <w:pPr>
+        <w:rPr>
+          <w:lang w:val="en-US"/>
+        </w:rPr>
+      </w:pPr>
+      <w:r>
+        <w:rPr>
+          <w:lang w:val="en-US"/>
+        </w:rPr>
+        <w:t xml:space="preserve">order by </w:t>
+      </w:r>
+      <w:proofErr w:type="spellStart"/>
+      <w:r>
+        <w:rPr>
+          <w:lang w:val="en-US"/>
+        </w:rPr>
+        <w:t>zp</w:t>
+      </w:r>
+      <w:proofErr w:type="spellEnd"/>
+      <w:r>
+        <w:rPr>
+          <w:lang w:val="en-US"/>
+        </w:rPr>
+        <w:t xml:space="preserve"> desc fetch first 1 row only</w:t>
+      </w:r>
+    </w:p>
+    <w:p>
+      <w:pPr>
+        <w:rPr>
+          <w:lang w:val="en-US"/>
+        </w:rPr>
+      </w:pPr>
+      <w:r>
+        <w:rPr>
+          <w:lang w:val="en-US"/>
+        </w:rPr>
+        <w:t xml:space="preserve">11. select </w:t>
+      </w:r>
+      <w:proofErr w:type="spellStart"/>
+      <w:r>
+        <w:rPr>
+          <w:lang w:val="en-US"/>
+        </w:rPr>
+        <w:t>employee_id</w:t>
+      </w:r>
+      <w:proofErr w:type="spellEnd"/>
+      <w:r>
+        <w:rPr>
+          <w:lang w:val="en-US"/>
+        </w:rPr>
+        <w:t xml:space="preserve">, </w:t>
+      </w:r>
+      <w:proofErr w:type="spellStart"/>
+      <w:r>
+        <w:rPr>
+          <w:lang w:val="en-US"/>
+        </w:rPr>
+        <w:t>first_name</w:t>
+      </w:r>
+      <w:proofErr w:type="spellEnd"/>
+      <w:r>
+        <w:rPr>
+          <w:lang w:val="en-US"/>
+        </w:rPr>
+        <w:t xml:space="preserve">, </w:t>
+      </w:r>
+      <w:proofErr w:type="spellStart"/>
+      <w:r>
+        <w:rPr>
+          <w:lang w:val="en-US"/>
+        </w:rPr>
+        <w:t>last_name</w:t>
+      </w:r>
+      <w:proofErr w:type="spellEnd"/>
+      <w:r>
+        <w:rPr>
+          <w:lang w:val="en-US"/>
+        </w:rPr>
+        <w:t xml:space="preserve">, salary, level from employees where salary &gt; (select avg(salary) from employees) start with </w:t>
+      </w:r>
+      <w:proofErr w:type="spellStart"/>
+      <w:r>
+        <w:rPr>
+          <w:lang w:val="en-US"/>
+        </w:rPr>
+        <w:t>manager_id</w:t>
+      </w:r>
+      <w:proofErr w:type="spellEnd"/>
+      <w:r>
+        <w:rPr>
+          <w:lang w:val="en-US"/>
+        </w:rPr>
+        <w:t xml:space="preserve"> is null connect by prior </w:t>
+      </w:r>
+      <w:proofErr w:type="spellStart"/>
+      <w:r>
+        <w:rPr>
+          <w:lang w:val="en-US"/>
+        </w:rPr>
+        <w:t>employee_id</w:t>
+      </w:r>
+      <w:proofErr w:type="spellEnd"/>
+      <w:r>
+        <w:rPr>
+          <w:lang w:val="en-US"/>
+        </w:rPr>
+        <w:t xml:space="preserve"> = </w:t>
+      </w:r>
+      <w:proofErr w:type="spellStart"/>
+      <w:r>
+        <w:rPr>
+          <w:lang w:val="en-US"/>
+        </w:rPr>
+        <w:t>manager_id</w:t>
+      </w:r>
+      <w:proofErr w:type="spellEnd"/>
+      <w:r>
+        <w:rPr>
+          <w:lang w:val="en-US"/>
+        </w:rPr>
+        <w:t>;</w:t>
+      </w:r>
+    </w:p>
+    <w:p>
+      <w:pPr>
+        <w:rPr>
+          <w:lang w:val="en-US"/>
+        </w:rPr>
+      </w:pPr>
+    </w:p>
+    <w:p>
+      <w:pPr>
+        <w:rPr>
+          <w:lang w:val="en-US"/>
+        </w:rPr>
+      </w:pPr>
+      <w:r>
+        <w:rPr>
+          <w:lang w:val="en-US"/>
+        </w:rPr>
         <w:lastRenderedPageBreak/>
-        <w:t>from employees e</w:t>
-      </w:r>
-    </w:p>
-    <w:p>
-      <w:pPr>
-        <w:rPr>
-          <w:lang w:val="en-US"/>
-        </w:rPr>
-      </w:pPr>
-      <w:r>
-        <w:rPr>
-          <w:lang w:val="en-US"/>
-        </w:rPr>
-        <w:t xml:space="preserve">where </w:t>
-      </w:r>
-      <w:proofErr w:type="spellStart"/>
-      <w:proofErr w:type="gramStart"/>
-      <w:r>
-        <w:rPr>
-          <w:lang w:val="en-US"/>
-        </w:rPr>
-        <w:t>e.department</w:t>
-      </w:r>
-      <w:proofErr w:type="gramEnd"/>
-      <w:r>
-        <w:rPr>
-          <w:lang w:val="en-US"/>
-        </w:rPr>
-        <w:t>_id</w:t>
-      </w:r>
-      <w:proofErr w:type="spellEnd"/>
-      <w:r>
-        <w:rPr>
-          <w:lang w:val="en-US"/>
-        </w:rPr>
-        <w:t xml:space="preserve"> is not null </w:t>
-      </w:r>
-    </w:p>
-    <w:p>
-      <w:pPr>
-        <w:rPr>
-          <w:lang w:val="en-US"/>
-        </w:rPr>
-      </w:pPr>
-      <w:r>
-        <w:rPr>
-          <w:lang w:val="en-US"/>
-        </w:rPr>
-        <w:t xml:space="preserve">order   by </w:t>
-      </w:r>
-      <w:proofErr w:type="spellStart"/>
-      <w:proofErr w:type="gramStart"/>
-      <w:r>
-        <w:rPr>
-          <w:lang w:val="en-US"/>
-        </w:rPr>
-        <w:t>e.department</w:t>
-      </w:r>
-      <w:proofErr w:type="gramEnd"/>
-      <w:r>
-        <w:rPr>
-          <w:lang w:val="en-US"/>
-        </w:rPr>
-        <w:t>_id,e.employee_id</w:t>
-      </w:r>
-      <w:proofErr w:type="spellEnd"/>
-    </w:p>
-    <w:p>
-      <w:pPr>
-        <w:rPr>
-          <w:lang w:val="en-US"/>
-        </w:rPr>
-      </w:pPr>
-      <w:r>
-        <w:rPr>
-          <w:lang w:val="en-US"/>
-        </w:rPr>
-        <w:t>8.</w:t>
-      </w:r>
-      <w:r>
-        <w:rPr>
-          <w:lang w:val="en-US"/>
-        </w:rPr>
-        <w:t xml:space="preserve"> select </w:t>
-      </w:r>
-      <w:proofErr w:type="spellStart"/>
-      <w:r>
-        <w:rPr>
-          <w:lang w:val="en-US"/>
-        </w:rPr>
-        <w:t>department_</w:t>
-      </w:r>
-      <w:proofErr w:type="gramStart"/>
-      <w:r>
-        <w:rPr>
-          <w:lang w:val="en-US"/>
-        </w:rPr>
-        <w:t>id,sum</w:t>
-      </w:r>
-      <w:proofErr w:type="spellEnd"/>
-      <w:proofErr w:type="gramEnd"/>
-      <w:r>
-        <w:rPr>
-          <w:lang w:val="en-US"/>
-        </w:rPr>
-        <w:t xml:space="preserve">(salary) as summa </w:t>
-      </w:r>
-    </w:p>
-    <w:p>
-      <w:pPr>
-        <w:rPr>
-          <w:lang w:val="en-US"/>
-        </w:rPr>
-      </w:pPr>
-      <w:r>
-        <w:rPr>
-          <w:lang w:val="en-US"/>
-        </w:rPr>
-        <w:t xml:space="preserve">from employees </w:t>
-      </w:r>
-    </w:p>
-    <w:p>
-      <w:pPr>
-        <w:rPr>
-          <w:lang w:val="en-US"/>
-        </w:rPr>
-      </w:pPr>
-      <w:r>
-        <w:rPr>
-          <w:lang w:val="en-US"/>
-        </w:rPr>
-        <w:t xml:space="preserve">where </w:t>
+        <w:t xml:space="preserve">12. with </w:t>
+      </w:r>
+      <w:proofErr w:type="spellStart"/>
+      <w:r>
+        <w:rPr>
+          <w:lang w:val="en-US"/>
+        </w:rPr>
+        <w:t>dept_counts</w:t>
+      </w:r>
+      <w:proofErr w:type="spellEnd"/>
+      <w:r>
+        <w:rPr>
+          <w:lang w:val="en-US"/>
+        </w:rPr>
+        <w:t xml:space="preserve"> as (select </w:t>
       </w:r>
       <w:proofErr w:type="spellStart"/>
       <w:r>
@@ -17274,20 +18670,21 @@
         <w:rPr>
           <w:lang w:val="en-US"/>
         </w:rPr>
-        <w:t xml:space="preserve"> is not null </w:t>
-      </w:r>
-    </w:p>
-    <w:p>
-      <w:pPr>
-        <w:rPr>
-          <w:lang w:val="en-US"/>
-        </w:rPr>
-      </w:pPr>
-      <w:r>
-        <w:rPr>
-          <w:lang w:val="en-US"/>
-        </w:rPr>
-        <w:t xml:space="preserve">group by </w:t>
+        <w:t xml:space="preserve">, count(*) as </w:t>
+      </w:r>
+      <w:proofErr w:type="spellStart"/>
+      <w:r>
+        <w:rPr>
+          <w:lang w:val="en-US"/>
+        </w:rPr>
+        <w:t>cnt</w:t>
+      </w:r>
+      <w:proofErr w:type="spellEnd"/>
+      <w:r>
+        <w:rPr>
+          <w:lang w:val="en-US"/>
+        </w:rPr>
+        <w:t xml:space="preserve"> from employees where </w:t>
       </w:r>
       <w:proofErr w:type="spellStart"/>
       <w:r>
@@ -17297,58 +18694,11 @@
         <w:t>department_id</w:t>
       </w:r>
       <w:proofErr w:type="spellEnd"/>
-    </w:p>
-    <w:p>
-      <w:pPr>
-        <w:rPr>
-          <w:lang w:val="en-US"/>
-        </w:rPr>
-      </w:pPr>
-      <w:r>
-        <w:rPr>
-          <w:lang w:val="en-US"/>
-        </w:rPr>
-        <w:t>having sum(salary)</w:t>
-      </w:r>
-      <w:proofErr w:type="gramStart"/>
-      <w:r>
-        <w:rPr>
-          <w:lang w:val="en-US"/>
-        </w:rPr>
-        <w:t>&gt;(</w:t>
-      </w:r>
-      <w:proofErr w:type="gramEnd"/>
-      <w:r>
-        <w:rPr>
-          <w:lang w:val="en-US"/>
-        </w:rPr>
-        <w:t>select avg(sum(salary))</w:t>
-      </w:r>
-    </w:p>
-    <w:p>
-      <w:pPr>
-        <w:rPr>
-          <w:lang w:val="en-US"/>
-        </w:rPr>
-      </w:pPr>
-      <w:r>
-        <w:rPr>
-          <w:lang w:val="en-US"/>
-        </w:rPr>
-        <w:t xml:space="preserve">from employees </w:t>
-      </w:r>
-    </w:p>
-    <w:p>
-      <w:pPr>
-        <w:rPr>
-          <w:lang w:val="en-US"/>
-        </w:rPr>
-      </w:pPr>
-      <w:r>
-        <w:rPr>
-          <w:lang w:val="en-US"/>
-        </w:rPr>
-        <w:t xml:space="preserve">where </w:t>
+      <w:r>
+        <w:rPr>
+          <w:lang w:val="en-US"/>
+        </w:rPr>
+        <w:t xml:space="preserve"> is not null group by </w:t>
       </w:r>
       <w:proofErr w:type="spellStart"/>
       <w:r>
@@ -17362,20 +18712,49 @@
         <w:rPr>
           <w:lang w:val="en-US"/>
         </w:rPr>
-        <w:t xml:space="preserve"> is not null </w:t>
-      </w:r>
-    </w:p>
-    <w:p>
-      <w:pPr>
-        <w:rPr>
-          <w:lang w:val="en-US"/>
-        </w:rPr>
-      </w:pPr>
-      <w:r>
-        <w:rPr>
-          <w:lang w:val="en-US"/>
-        </w:rPr>
-        <w:t xml:space="preserve">group by </w:t>
+        <w:t xml:space="preserve"> having count(*) &gt; 5) select </w:t>
+      </w:r>
+      <w:proofErr w:type="spellStart"/>
+      <w:r>
+        <w:rPr>
+          <w:lang w:val="en-US"/>
+        </w:rPr>
+        <w:t>employee_id</w:t>
+      </w:r>
+      <w:proofErr w:type="spellEnd"/>
+      <w:r>
+        <w:rPr>
+          <w:lang w:val="en-US"/>
+        </w:rPr>
+        <w:t xml:space="preserve">, </w:t>
+      </w:r>
+      <w:proofErr w:type="spellStart"/>
+      <w:r>
+        <w:rPr>
+          <w:lang w:val="en-US"/>
+        </w:rPr>
+        <w:t>first_name</w:t>
+      </w:r>
+      <w:proofErr w:type="spellEnd"/>
+      <w:r>
+        <w:rPr>
+          <w:lang w:val="en-US"/>
+        </w:rPr>
+        <w:t xml:space="preserve">, </w:t>
+      </w:r>
+      <w:proofErr w:type="spellStart"/>
+      <w:r>
+        <w:rPr>
+          <w:lang w:val="en-US"/>
+        </w:rPr>
+        <w:t>last_name</w:t>
+      </w:r>
+      <w:proofErr w:type="spellEnd"/>
+      <w:r>
+        <w:rPr>
+          <w:lang w:val="en-US"/>
+        </w:rPr>
+        <w:t xml:space="preserve">, </w:t>
       </w:r>
       <w:proofErr w:type="spellStart"/>
       <w:r>
@@ -17389,213 +18768,7 @@
         <w:rPr>
           <w:lang w:val="en-US"/>
         </w:rPr>
-        <w:t>)</w:t>
-      </w:r>
-    </w:p>
-    <w:p>
-      <w:pPr>
-        <w:rPr>
-          <w:lang w:val="en-US"/>
-        </w:rPr>
-      </w:pPr>
-      <w:r>
-        <w:rPr>
-          <w:lang w:val="en-US"/>
-        </w:rPr>
-        <w:t>9.</w:t>
-      </w:r>
-      <w:r>
-        <w:rPr>
-          <w:lang w:val="en-US"/>
-        </w:rPr>
-        <w:t xml:space="preserve"> select </w:t>
-      </w:r>
-      <w:proofErr w:type="spellStart"/>
-      <w:proofErr w:type="gramStart"/>
-      <w:r>
-        <w:rPr>
-          <w:lang w:val="en-US"/>
-        </w:rPr>
-        <w:t>e.employee</w:t>
-      </w:r>
-      <w:proofErr w:type="gramEnd"/>
-      <w:r>
-        <w:rPr>
-          <w:lang w:val="en-US"/>
-        </w:rPr>
-        <w:t>_id,e.first_name,e.last_name,e.salary,e.department_id</w:t>
-      </w:r>
-      <w:proofErr w:type="spellEnd"/>
-    </w:p>
-    <w:p>
-      <w:pPr>
-        <w:rPr>
-          <w:lang w:val="en-US"/>
-        </w:rPr>
-      </w:pPr>
-      <w:r>
-        <w:rPr>
-          <w:lang w:val="en-US"/>
-        </w:rPr>
-        <w:t>from employees e</w:t>
-      </w:r>
-    </w:p>
-    <w:p>
-      <w:pPr>
-        <w:rPr>
-          <w:lang w:val="en-US"/>
-        </w:rPr>
-      </w:pPr>
-      <w:r>
-        <w:rPr>
-          <w:lang w:val="en-US"/>
-        </w:rPr>
-        <w:t xml:space="preserve">where </w:t>
-      </w:r>
-      <w:proofErr w:type="spellStart"/>
-      <w:proofErr w:type="gramStart"/>
-      <w:r>
-        <w:rPr>
-          <w:lang w:val="en-US"/>
-        </w:rPr>
-        <w:t>e.salary</w:t>
-      </w:r>
-      <w:proofErr w:type="spellEnd"/>
-      <w:proofErr w:type="gramEnd"/>
-      <w:r>
-        <w:rPr>
-          <w:lang w:val="en-US"/>
-        </w:rPr>
-        <w:t>&gt;(select avg(e2.salary)</w:t>
-      </w:r>
-    </w:p>
-    <w:p>
-      <w:pPr>
-        <w:rPr>
-          <w:lang w:val="en-US"/>
-        </w:rPr>
-      </w:pPr>
-      <w:r>
-        <w:rPr>
-          <w:lang w:val="en-US"/>
-        </w:rPr>
-        <w:t>from employees e2</w:t>
-      </w:r>
-    </w:p>
-    <w:p>
-      <w:pPr>
-        <w:rPr>
-          <w:lang w:val="en-US"/>
-        </w:rPr>
-      </w:pPr>
-      <w:r>
-        <w:rPr>
-          <w:lang w:val="en-US"/>
-        </w:rPr>
-        <w:t>where e</w:t>
-      </w:r>
-      <w:proofErr w:type="gramStart"/>
-      <w:r>
-        <w:rPr>
-          <w:lang w:val="en-US"/>
-        </w:rPr>
-        <w:t>2.department</w:t>
-      </w:r>
-      <w:proofErr w:type="gramEnd"/>
-      <w:r>
-        <w:rPr>
-          <w:lang w:val="en-US"/>
-        </w:rPr>
-        <w:t xml:space="preserve">_id= </w:t>
-      </w:r>
-      <w:proofErr w:type="spellStart"/>
-      <w:r>
-        <w:rPr>
-          <w:lang w:val="en-US"/>
-        </w:rPr>
-        <w:t>e.department_id</w:t>
-      </w:r>
-      <w:proofErr w:type="spellEnd"/>
-      <w:r>
-        <w:rPr>
-          <w:lang w:val="en-US"/>
-        </w:rPr>
-        <w:t>)</w:t>
-      </w:r>
-    </w:p>
-    <w:p>
-      <w:pPr>
-        <w:rPr>
-          <w:lang w:val="en-US"/>
-        </w:rPr>
-      </w:pPr>
-      <w:r>
-        <w:rPr>
-          <w:lang w:val="en-US"/>
-        </w:rPr>
-        <w:t>10.</w:t>
-      </w:r>
-      <w:r>
-        <w:rPr>
-          <w:lang w:val="en-US"/>
-        </w:rPr>
-        <w:t xml:space="preserve"> select </w:t>
-      </w:r>
-      <w:proofErr w:type="spellStart"/>
-      <w:r>
-        <w:rPr>
-          <w:lang w:val="en-US"/>
-        </w:rPr>
-        <w:t>department_</w:t>
-      </w:r>
-      <w:proofErr w:type="gramStart"/>
-      <w:r>
-        <w:rPr>
-          <w:lang w:val="en-US"/>
-        </w:rPr>
-        <w:t>id,avg</w:t>
-      </w:r>
-      <w:proofErr w:type="spellEnd"/>
-      <w:proofErr w:type="gramEnd"/>
-      <w:r>
-        <w:rPr>
-          <w:lang w:val="en-US"/>
-        </w:rPr>
-        <w:t xml:space="preserve">(salary) as </w:t>
-      </w:r>
-      <w:proofErr w:type="spellStart"/>
-      <w:r>
-        <w:rPr>
-          <w:lang w:val="en-US"/>
-        </w:rPr>
-        <w:t>zp</w:t>
-      </w:r>
-      <w:proofErr w:type="spellEnd"/>
-    </w:p>
-    <w:p>
-      <w:pPr>
-        <w:rPr>
-          <w:lang w:val="en-US"/>
-        </w:rPr>
-      </w:pPr>
-      <w:r>
-        <w:rPr>
-          <w:lang w:val="en-US"/>
-        </w:rPr>
-        <w:t xml:space="preserve">from employees </w:t>
-      </w:r>
-    </w:p>
-    <w:p>
-      <w:pPr>
-        <w:rPr>
-          <w:lang w:val="en-US"/>
-        </w:rPr>
-      </w:pPr>
-      <w:r>
-        <w:rPr>
-          <w:lang w:val="en-US"/>
-        </w:rPr>
-        <w:t xml:space="preserve">where </w:t>
+        <w:t xml:space="preserve">, level from employees where </w:t>
       </w:r>
       <w:proofErr w:type="spellStart"/>
       <w:r>
@@ -17609,20 +18782,7 @@
         <w:rPr>
           <w:lang w:val="en-US"/>
         </w:rPr>
-        <w:t xml:space="preserve"> is not null </w:t>
-      </w:r>
-    </w:p>
-    <w:p>
-      <w:pPr>
-        <w:rPr>
-          <w:lang w:val="en-US"/>
-        </w:rPr>
-      </w:pPr>
-      <w:r>
-        <w:rPr>
-          <w:lang w:val="en-US"/>
-        </w:rPr>
-        <w:t xml:space="preserve">group by </w:t>
+        <w:t xml:space="preserve"> in (select </w:t>
       </w:r>
       <w:proofErr w:type="spellStart"/>
       <w:r>
@@ -17632,32 +18792,67 @@
         <w:t>department_id</w:t>
       </w:r>
       <w:proofErr w:type="spellEnd"/>
-    </w:p>
-    <w:p>
-      <w:pPr>
-        <w:rPr>
-          <w:lang w:val="en-US"/>
-        </w:rPr>
-      </w:pPr>
-      <w:r>
-        <w:rPr>
-          <w:lang w:val="en-US"/>
-        </w:rPr>
-        <w:t xml:space="preserve">order by </w:t>
-      </w:r>
-      <w:proofErr w:type="spellStart"/>
-      <w:r>
-        <w:rPr>
-          <w:lang w:val="en-US"/>
-        </w:rPr>
-        <w:t>zp</w:t>
-      </w:r>
-      <w:proofErr w:type="spellEnd"/>
-      <w:r>
-        <w:rPr>
-          <w:lang w:val="en-US"/>
-        </w:rPr>
-        <w:t xml:space="preserve"> desc fetch first 1 row only</w:t>
+      <w:r>
+        <w:rPr>
+          <w:lang w:val="en-US"/>
+        </w:rPr>
+        <w:t xml:space="preserve"> from </w:t>
+      </w:r>
+      <w:proofErr w:type="spellStart"/>
+      <w:r>
+        <w:rPr>
+          <w:lang w:val="en-US"/>
+        </w:rPr>
+        <w:t>dept_counts</w:t>
+      </w:r>
+      <w:proofErr w:type="spellEnd"/>
+      <w:r>
+        <w:rPr>
+          <w:lang w:val="en-US"/>
+        </w:rPr>
+        <w:t xml:space="preserve">) start with </w:t>
+      </w:r>
+      <w:proofErr w:type="spellStart"/>
+      <w:r>
+        <w:rPr>
+          <w:lang w:val="en-US"/>
+        </w:rPr>
+        <w:t>manager_id</w:t>
+      </w:r>
+      <w:proofErr w:type="spellEnd"/>
+      <w:r>
+        <w:rPr>
+          <w:lang w:val="en-US"/>
+        </w:rPr>
+        <w:t xml:space="preserve"> is null connect by prior </w:t>
+      </w:r>
+      <w:proofErr w:type="spellStart"/>
+      <w:r>
+        <w:rPr>
+          <w:lang w:val="en-US"/>
+        </w:rPr>
+        <w:t>employee_id</w:t>
+      </w:r>
+      <w:proofErr w:type="spellEnd"/>
+      <w:r>
+        <w:rPr>
+          <w:lang w:val="en-US"/>
+        </w:rPr>
+        <w:t xml:space="preserve"> = </w:t>
+      </w:r>
+      <w:proofErr w:type="spellStart"/>
+      <w:r>
+        <w:rPr>
+          <w:lang w:val="en-US"/>
+        </w:rPr>
+        <w:t>manager_id</w:t>
+      </w:r>
+      <w:proofErr w:type="spellEnd"/>
+      <w:r>
+        <w:rPr>
+          <w:lang w:val="en-US"/>
+        </w:rPr>
+        <w:t>;</w:t>
       </w:r>
     </w:p>
     <w:p>
@@ -17671,6 +18866,18 @@
       </w:pPr>
     </w:p>
     <w:p>
+      <w:r>
+        <w:t>5 запросы</w:t>
+      </w:r>
+    </w:p>
+    <w:p>
+      <w:pPr>
+        <w:rPr>
+          <w:lang w:val="en-US"/>
+        </w:rPr>
+      </w:pPr>
+    </w:p>
+    <w:p>
       <w:pPr>
         <w:rPr>
           <w:lang w:val="en-US"/>
@@ -17945,8 +19152,910 @@
         <w:rPr>
           <w:lang w:val="en-US"/>
         </w:rPr>
+        <w:t>3.</w:t>
+      </w:r>
+      <w:r>
+        <w:rPr>
+          <w:lang w:val="en-US"/>
+        </w:rPr>
+        <w:t xml:space="preserve"> select </w:t>
+      </w:r>
+      <w:proofErr w:type="spellStart"/>
+      <w:r>
+        <w:rPr>
+          <w:lang w:val="en-US"/>
+        </w:rPr>
+        <w:t>sys_connect_by_</w:t>
+      </w:r>
+      <w:proofErr w:type="gramStart"/>
+      <w:r>
+        <w:rPr>
+          <w:lang w:val="en-US"/>
+        </w:rPr>
+        <w:t>path</w:t>
+      </w:r>
+      <w:proofErr w:type="spellEnd"/>
+      <w:r>
+        <w:rPr>
+          <w:lang w:val="en-US"/>
+        </w:rPr>
+        <w:t>(</w:t>
+      </w:r>
+      <w:proofErr w:type="spellStart"/>
+      <w:proofErr w:type="gramEnd"/>
+      <w:r>
+        <w:rPr>
+          <w:lang w:val="en-US"/>
+        </w:rPr>
+        <w:t>last_name</w:t>
+      </w:r>
+      <w:proofErr w:type="spellEnd"/>
+      <w:r>
+        <w:rPr>
+          <w:lang w:val="en-US"/>
+        </w:rPr>
+        <w:t>||' '||</w:t>
+      </w:r>
+      <w:proofErr w:type="spellStart"/>
+      <w:r>
+        <w:rPr>
+          <w:lang w:val="en-US"/>
+        </w:rPr>
+        <w:t>first_name</w:t>
+      </w:r>
+      <w:proofErr w:type="spellEnd"/>
+      <w:r>
+        <w:rPr>
+          <w:lang w:val="en-US"/>
+        </w:rPr>
+        <w:t xml:space="preserve">,'-&gt;') as path, </w:t>
+      </w:r>
+      <w:proofErr w:type="spellStart"/>
+      <w:r>
+        <w:rPr>
+          <w:lang w:val="en-US"/>
+        </w:rPr>
+        <w:t>employee_id,first_name,last_name</w:t>
+      </w:r>
+      <w:proofErr w:type="spellEnd"/>
+    </w:p>
+    <w:p>
+      <w:pPr>
+        <w:rPr>
+          <w:lang w:val="en-US"/>
+        </w:rPr>
+      </w:pPr>
+      <w:r>
+        <w:rPr>
+          <w:lang w:val="en-US"/>
+        </w:rPr>
+        <w:t xml:space="preserve">from employees </w:t>
+      </w:r>
+    </w:p>
+    <w:p>
+      <w:pPr>
+        <w:rPr>
+          <w:lang w:val="en-US"/>
+        </w:rPr>
+      </w:pPr>
+      <w:r>
+        <w:rPr>
+          <w:lang w:val="en-US"/>
+        </w:rPr>
+        <w:t xml:space="preserve">where </w:t>
+      </w:r>
+      <w:proofErr w:type="spellStart"/>
+      <w:r>
+        <w:rPr>
+          <w:lang w:val="en-US"/>
+        </w:rPr>
+        <w:t>connect_by_isleaf</w:t>
+      </w:r>
+      <w:proofErr w:type="spellEnd"/>
+      <w:r>
+        <w:rPr>
+          <w:lang w:val="en-US"/>
+        </w:rPr>
+        <w:t>=1</w:t>
+      </w:r>
+    </w:p>
+    <w:p>
+      <w:pPr>
+        <w:rPr>
+          <w:lang w:val="en-US"/>
+        </w:rPr>
+      </w:pPr>
+      <w:r>
+        <w:rPr>
+          <w:lang w:val="en-US"/>
+        </w:rPr>
+        <w:t xml:space="preserve">start with </w:t>
+      </w:r>
+      <w:proofErr w:type="spellStart"/>
+      <w:r>
+        <w:rPr>
+          <w:lang w:val="en-US"/>
+        </w:rPr>
+        <w:t>manager_id</w:t>
+      </w:r>
+      <w:proofErr w:type="spellEnd"/>
+      <w:r>
+        <w:rPr>
+          <w:lang w:val="en-US"/>
+        </w:rPr>
+        <w:t xml:space="preserve"> is null</w:t>
+      </w:r>
+    </w:p>
+    <w:p>
+      <w:pPr>
+        <w:rPr>
+          <w:lang w:val="en-US"/>
+        </w:rPr>
+      </w:pPr>
+      <w:r>
+        <w:rPr>
+          <w:lang w:val="en-US"/>
+        </w:rPr>
+        <w:t xml:space="preserve">connect by prior </w:t>
+      </w:r>
+      <w:proofErr w:type="spellStart"/>
+      <w:r>
+        <w:rPr>
+          <w:lang w:val="en-US"/>
+        </w:rPr>
+        <w:t>employee_id</w:t>
+      </w:r>
+      <w:proofErr w:type="spellEnd"/>
+      <w:r>
+        <w:rPr>
+          <w:lang w:val="en-US"/>
+        </w:rPr>
+        <w:t>=</w:t>
+      </w:r>
+      <w:proofErr w:type="spellStart"/>
+      <w:r>
+        <w:rPr>
+          <w:lang w:val="en-US"/>
+        </w:rPr>
+        <w:t>manager_id</w:t>
+      </w:r>
+      <w:proofErr w:type="spellEnd"/>
+    </w:p>
+    <w:p>
+      <w:pPr>
+        <w:rPr>
+          <w:lang w:val="en-US"/>
+        </w:rPr>
+      </w:pPr>
+      <w:r>
+        <w:rPr>
+          <w:lang w:val="en-US"/>
+        </w:rPr>
+        <w:t>4.</w:t>
+      </w:r>
+      <w:r>
+        <w:rPr>
+          <w:lang w:val="en-US"/>
+        </w:rPr>
+        <w:t xml:space="preserve"> </w:t>
+      </w:r>
+      <w:proofErr w:type="gramStart"/>
+      <w:r>
+        <w:rPr>
+          <w:lang w:val="en-US"/>
+        </w:rPr>
+        <w:t xml:space="preserve">select  </w:t>
+      </w:r>
+      <w:proofErr w:type="spellStart"/>
+      <w:r>
+        <w:rPr>
+          <w:lang w:val="en-US"/>
+        </w:rPr>
+        <w:t>employee</w:t>
+      </w:r>
+      <w:proofErr w:type="gramEnd"/>
+      <w:r>
+        <w:rPr>
+          <w:lang w:val="en-US"/>
+        </w:rPr>
+        <w:t>_id,first_name,last_name</w:t>
+      </w:r>
+      <w:proofErr w:type="spellEnd"/>
+      <w:r>
+        <w:rPr>
+          <w:lang w:val="en-US"/>
+        </w:rPr>
+        <w:t>,</w:t>
+      </w:r>
+    </w:p>
+    <w:p>
+      <w:pPr>
+        <w:rPr>
+          <w:lang w:val="en-US"/>
+        </w:rPr>
+      </w:pPr>
+      <w:proofErr w:type="spellStart"/>
+      <w:r>
+        <w:rPr>
+          <w:lang w:val="en-US"/>
+        </w:rPr>
+        <w:t>connect_by_root</w:t>
+      </w:r>
+      <w:proofErr w:type="spellEnd"/>
+      <w:r>
+        <w:rPr>
+          <w:lang w:val="en-US"/>
+        </w:rPr>
+        <w:t xml:space="preserve"> </w:t>
+      </w:r>
+      <w:proofErr w:type="spellStart"/>
+      <w:r>
+        <w:rPr>
+          <w:lang w:val="en-US"/>
+        </w:rPr>
+        <w:t>last_name</w:t>
+      </w:r>
+      <w:proofErr w:type="spellEnd"/>
+      <w:r>
+        <w:rPr>
+          <w:lang w:val="en-US"/>
+        </w:rPr>
+        <w:t xml:space="preserve"> as </w:t>
+      </w:r>
+      <w:proofErr w:type="spellStart"/>
+      <w:r>
+        <w:rPr>
+          <w:lang w:val="en-US"/>
+        </w:rPr>
+        <w:t>root_last</w:t>
+      </w:r>
+      <w:proofErr w:type="spellEnd"/>
+      <w:r>
+        <w:rPr>
+          <w:lang w:val="en-US"/>
+        </w:rPr>
+        <w:t>,</w:t>
+      </w:r>
+    </w:p>
+    <w:p>
+      <w:pPr>
+        <w:rPr>
+          <w:lang w:val="en-US"/>
+        </w:rPr>
+      </w:pPr>
+      <w:proofErr w:type="spellStart"/>
+      <w:r>
+        <w:rPr>
+          <w:lang w:val="en-US"/>
+        </w:rPr>
+        <w:t>connect_by_root</w:t>
+      </w:r>
+      <w:proofErr w:type="spellEnd"/>
+      <w:r>
+        <w:rPr>
+          <w:lang w:val="en-US"/>
+        </w:rPr>
+        <w:t xml:space="preserve"> </w:t>
+      </w:r>
+      <w:proofErr w:type="spellStart"/>
+      <w:r>
+        <w:rPr>
+          <w:lang w:val="en-US"/>
+        </w:rPr>
+        <w:t>first_name</w:t>
+      </w:r>
+      <w:proofErr w:type="spellEnd"/>
+      <w:r>
+        <w:rPr>
+          <w:lang w:val="en-US"/>
+        </w:rPr>
+        <w:t xml:space="preserve"> as </w:t>
+      </w:r>
+      <w:proofErr w:type="spellStart"/>
+      <w:r>
+        <w:rPr>
+          <w:lang w:val="en-US"/>
+        </w:rPr>
+        <w:t>root_first</w:t>
+      </w:r>
+      <w:proofErr w:type="spellEnd"/>
+    </w:p>
+    <w:p>
+      <w:pPr>
+        <w:rPr>
+          <w:lang w:val="en-US"/>
+        </w:rPr>
+      </w:pPr>
+      <w:r>
+        <w:rPr>
+          <w:lang w:val="en-US"/>
+        </w:rPr>
+        <w:t xml:space="preserve">from employees </w:t>
+      </w:r>
+    </w:p>
+    <w:p>
+      <w:pPr>
+        <w:rPr>
+          <w:lang w:val="en-US"/>
+        </w:rPr>
+      </w:pPr>
+    </w:p>
+    <w:p>
+      <w:pPr>
+        <w:rPr>
+          <w:lang w:val="en-US"/>
+        </w:rPr>
+      </w:pPr>
+      <w:r>
+        <w:rPr>
+          <w:lang w:val="en-US"/>
+        </w:rPr>
+        <w:t xml:space="preserve">start with </w:t>
+      </w:r>
+      <w:proofErr w:type="spellStart"/>
+      <w:r>
+        <w:rPr>
+          <w:lang w:val="en-US"/>
+        </w:rPr>
+        <w:t>manager_id</w:t>
+      </w:r>
+      <w:proofErr w:type="spellEnd"/>
+      <w:r>
+        <w:rPr>
+          <w:lang w:val="en-US"/>
+        </w:rPr>
+        <w:t xml:space="preserve"> is null</w:t>
+      </w:r>
+    </w:p>
+    <w:p>
+      <w:pPr>
+        <w:rPr>
+          <w:lang w:val="en-US"/>
+        </w:rPr>
+      </w:pPr>
+      <w:r>
+        <w:rPr>
+          <w:lang w:val="en-US"/>
+        </w:rPr>
+        <w:t xml:space="preserve">connect by prior </w:t>
+      </w:r>
+      <w:proofErr w:type="spellStart"/>
+      <w:r>
+        <w:rPr>
+          <w:lang w:val="en-US"/>
+        </w:rPr>
+        <w:t>employee_id</w:t>
+      </w:r>
+      <w:proofErr w:type="spellEnd"/>
+      <w:r>
+        <w:rPr>
+          <w:lang w:val="en-US"/>
+        </w:rPr>
+        <w:t>=</w:t>
+      </w:r>
+      <w:proofErr w:type="spellStart"/>
+      <w:r>
+        <w:rPr>
+          <w:lang w:val="en-US"/>
+        </w:rPr>
+        <w:t>manager_id</w:t>
+      </w:r>
+      <w:proofErr w:type="spellEnd"/>
+    </w:p>
+    <w:p>
+      <w:pPr>
+        <w:rPr>
+          <w:lang w:val="en-US"/>
+        </w:rPr>
+      </w:pPr>
+    </w:p>
+    <w:p>
+      <w:pPr>
+        <w:rPr>
+          <w:lang w:val="en-US"/>
+        </w:rPr>
+      </w:pPr>
+      <w:r>
+        <w:rPr>
+          <w:lang w:val="en-US"/>
+        </w:rPr>
+        <w:t>5.</w:t>
+      </w:r>
+      <w:r>
+        <w:rPr>
+          <w:lang w:val="en-US"/>
+        </w:rPr>
+        <w:t xml:space="preserve"> select </w:t>
+      </w:r>
+      <w:proofErr w:type="spellStart"/>
+      <w:proofErr w:type="gramStart"/>
+      <w:r>
+        <w:rPr>
+          <w:lang w:val="en-US"/>
+        </w:rPr>
+        <w:t>level,employee</w:t>
+      </w:r>
+      <w:proofErr w:type="gramEnd"/>
+      <w:r>
+        <w:rPr>
+          <w:lang w:val="en-US"/>
+        </w:rPr>
+        <w:t>_id,first_name,last_name,salary</w:t>
+      </w:r>
+      <w:proofErr w:type="spellEnd"/>
+    </w:p>
+    <w:p>
+      <w:pPr>
+        <w:rPr>
+          <w:lang w:val="en-US"/>
+        </w:rPr>
+      </w:pPr>
+      <w:r>
+        <w:rPr>
+          <w:lang w:val="en-US"/>
+        </w:rPr>
+        <w:t xml:space="preserve">from employees </w:t>
+      </w:r>
+    </w:p>
+    <w:p>
+      <w:pPr>
+        <w:rPr>
+          <w:lang w:val="en-US"/>
+        </w:rPr>
+      </w:pPr>
+      <w:r>
+        <w:rPr>
+          <w:lang w:val="en-US"/>
+        </w:rPr>
+        <w:t>where salary&gt;=3000</w:t>
+      </w:r>
+    </w:p>
+    <w:p>
+      <w:pPr>
+        <w:rPr>
+          <w:lang w:val="en-US"/>
+        </w:rPr>
+      </w:pPr>
+      <w:r>
+        <w:rPr>
+          <w:lang w:val="en-US"/>
+        </w:rPr>
         <w:lastRenderedPageBreak/>
-        <w:t>3.</w:t>
+        <w:t xml:space="preserve">start with </w:t>
+      </w:r>
+      <w:proofErr w:type="spellStart"/>
+      <w:r>
+        <w:rPr>
+          <w:lang w:val="en-US"/>
+        </w:rPr>
+        <w:t>manager_id</w:t>
+      </w:r>
+      <w:proofErr w:type="spellEnd"/>
+      <w:r>
+        <w:rPr>
+          <w:lang w:val="en-US"/>
+        </w:rPr>
+        <w:t xml:space="preserve"> is null</w:t>
+      </w:r>
+    </w:p>
+    <w:p>
+      <w:pPr>
+        <w:rPr>
+          <w:lang w:val="en-US"/>
+        </w:rPr>
+      </w:pPr>
+      <w:r>
+        <w:rPr>
+          <w:lang w:val="en-US"/>
+        </w:rPr>
+        <w:t xml:space="preserve">connect by prior </w:t>
+      </w:r>
+      <w:proofErr w:type="spellStart"/>
+      <w:r>
+        <w:rPr>
+          <w:lang w:val="en-US"/>
+        </w:rPr>
+        <w:t>employee_id</w:t>
+      </w:r>
+      <w:proofErr w:type="spellEnd"/>
+      <w:r>
+        <w:rPr>
+          <w:lang w:val="en-US"/>
+        </w:rPr>
+        <w:t>=</w:t>
+      </w:r>
+      <w:proofErr w:type="spellStart"/>
+      <w:r>
+        <w:rPr>
+          <w:lang w:val="en-US"/>
+        </w:rPr>
+        <w:t>manager_id</w:t>
+      </w:r>
+      <w:proofErr w:type="spellEnd"/>
+      <w:r>
+        <w:rPr>
+          <w:lang w:val="en-US"/>
+        </w:rPr>
+        <w:t xml:space="preserve"> and salary&gt;=3000</w:t>
+      </w:r>
+    </w:p>
+    <w:p>
+      <w:pPr>
+        <w:rPr>
+          <w:lang w:val="en-US"/>
+        </w:rPr>
+      </w:pPr>
+      <w:proofErr w:type="gramStart"/>
+      <w:r>
+        <w:rPr>
+          <w:lang w:val="en-US"/>
+        </w:rPr>
+        <w:t>6.</w:t>
+      </w:r>
+      <w:r>
+        <w:rPr>
+          <w:lang w:val="en-US"/>
+        </w:rPr>
+        <w:t xml:space="preserve"> </w:t>
+      </w:r>
+      <w:r>
+        <w:rPr>
+          <w:lang w:val="en-US"/>
+        </w:rPr>
+        <w:t>.</w:t>
+      </w:r>
+      <w:proofErr w:type="gramEnd"/>
+      <w:r>
+        <w:rPr>
+          <w:lang w:val="en-US"/>
+        </w:rPr>
+        <w:t xml:space="preserve"> with </w:t>
+      </w:r>
+      <w:proofErr w:type="spellStart"/>
+      <w:r>
+        <w:rPr>
+          <w:lang w:val="en-US"/>
+        </w:rPr>
+        <w:t>dept_count</w:t>
+      </w:r>
+      <w:proofErr w:type="spellEnd"/>
+      <w:r>
+        <w:rPr>
+          <w:lang w:val="en-US"/>
+        </w:rPr>
+        <w:t xml:space="preserve"> as (select </w:t>
+      </w:r>
+      <w:proofErr w:type="spellStart"/>
+      <w:r>
+        <w:rPr>
+          <w:lang w:val="en-US"/>
+        </w:rPr>
+        <w:t>department_id</w:t>
+      </w:r>
+      <w:proofErr w:type="spellEnd"/>
+      <w:r>
+        <w:rPr>
+          <w:lang w:val="en-US"/>
+        </w:rPr>
+        <w:t xml:space="preserve">, </w:t>
+      </w:r>
+      <w:proofErr w:type="gramStart"/>
+      <w:r>
+        <w:rPr>
+          <w:lang w:val="en-US"/>
+        </w:rPr>
+        <w:t>count(</w:t>
+      </w:r>
+      <w:proofErr w:type="gramEnd"/>
+      <w:r>
+        <w:rPr>
+          <w:lang w:val="en-US"/>
+        </w:rPr>
+        <w:t xml:space="preserve">*) as </w:t>
+      </w:r>
+      <w:proofErr w:type="spellStart"/>
+      <w:r>
+        <w:rPr>
+          <w:lang w:val="en-US"/>
+        </w:rPr>
+        <w:t>cnt</w:t>
+      </w:r>
+      <w:proofErr w:type="spellEnd"/>
+      <w:r>
+        <w:rPr>
+          <w:lang w:val="en-US"/>
+        </w:rPr>
+        <w:t xml:space="preserve"> from employees where </w:t>
+      </w:r>
+      <w:proofErr w:type="spellStart"/>
+      <w:r>
+        <w:rPr>
+          <w:lang w:val="en-US"/>
+        </w:rPr>
+        <w:t>department_id</w:t>
+      </w:r>
+      <w:proofErr w:type="spellEnd"/>
+      <w:r>
+        <w:rPr>
+          <w:lang w:val="en-US"/>
+        </w:rPr>
+        <w:t xml:space="preserve"> is not null group by </w:t>
+      </w:r>
+      <w:proofErr w:type="spellStart"/>
+      <w:r>
+        <w:rPr>
+          <w:lang w:val="en-US"/>
+        </w:rPr>
+        <w:t>department_id</w:t>
+      </w:r>
+      <w:proofErr w:type="spellEnd"/>
+      <w:r>
+        <w:rPr>
+          <w:lang w:val="en-US"/>
+        </w:rPr>
+        <w:t xml:space="preserve">), </w:t>
+      </w:r>
+      <w:proofErr w:type="spellStart"/>
+      <w:r>
+        <w:rPr>
+          <w:lang w:val="en-US"/>
+        </w:rPr>
+        <w:t>max_cnt</w:t>
+      </w:r>
+      <w:proofErr w:type="spellEnd"/>
+      <w:r>
+        <w:rPr>
+          <w:lang w:val="en-US"/>
+        </w:rPr>
+        <w:t xml:space="preserve"> as (select max(</w:t>
+      </w:r>
+      <w:proofErr w:type="spellStart"/>
+      <w:r>
+        <w:rPr>
+          <w:lang w:val="en-US"/>
+        </w:rPr>
+        <w:t>cnt</w:t>
+      </w:r>
+      <w:proofErr w:type="spellEnd"/>
+      <w:r>
+        <w:rPr>
+          <w:lang w:val="en-US"/>
+        </w:rPr>
+        <w:t xml:space="preserve">) as </w:t>
+      </w:r>
+      <w:proofErr w:type="spellStart"/>
+      <w:r>
+        <w:rPr>
+          <w:lang w:val="en-US"/>
+        </w:rPr>
+        <w:t>maxc</w:t>
+      </w:r>
+      <w:proofErr w:type="spellEnd"/>
+      <w:r>
+        <w:rPr>
+          <w:lang w:val="en-US"/>
+        </w:rPr>
+        <w:t xml:space="preserve"> from </w:t>
+      </w:r>
+      <w:proofErr w:type="spellStart"/>
+      <w:r>
+        <w:rPr>
+          <w:lang w:val="en-US"/>
+        </w:rPr>
+        <w:t>dept_count</w:t>
+      </w:r>
+      <w:proofErr w:type="spellEnd"/>
+      <w:r>
+        <w:rPr>
+          <w:lang w:val="en-US"/>
+        </w:rPr>
+        <w:t xml:space="preserve">) select e.* from employees e where </w:t>
+      </w:r>
+      <w:proofErr w:type="spellStart"/>
+      <w:r>
+        <w:rPr>
+          <w:lang w:val="en-US"/>
+        </w:rPr>
+        <w:t>e.department_id</w:t>
+      </w:r>
+      <w:proofErr w:type="spellEnd"/>
+      <w:r>
+        <w:rPr>
+          <w:lang w:val="en-US"/>
+        </w:rPr>
+        <w:t xml:space="preserve"> in (select </w:t>
+      </w:r>
+      <w:proofErr w:type="spellStart"/>
+      <w:r>
+        <w:rPr>
+          <w:lang w:val="en-US"/>
+        </w:rPr>
+        <w:t>department_id</w:t>
+      </w:r>
+      <w:proofErr w:type="spellEnd"/>
+      <w:r>
+        <w:rPr>
+          <w:lang w:val="en-US"/>
+        </w:rPr>
+        <w:t xml:space="preserve"> from </w:t>
+      </w:r>
+      <w:proofErr w:type="spellStart"/>
+      <w:r>
+        <w:rPr>
+          <w:lang w:val="en-US"/>
+        </w:rPr>
+        <w:t>dept_count</w:t>
+      </w:r>
+      <w:proofErr w:type="spellEnd"/>
+      <w:r>
+        <w:rPr>
+          <w:lang w:val="en-US"/>
+        </w:rPr>
+        <w:t xml:space="preserve"> where </w:t>
+      </w:r>
+      <w:proofErr w:type="spellStart"/>
+      <w:r>
+        <w:rPr>
+          <w:lang w:val="en-US"/>
+        </w:rPr>
+        <w:t>cnt</w:t>
+      </w:r>
+      <w:proofErr w:type="spellEnd"/>
+      <w:r>
+        <w:rPr>
+          <w:lang w:val="en-US"/>
+        </w:rPr>
+        <w:t xml:space="preserve"> = (select </w:t>
+      </w:r>
+      <w:proofErr w:type="spellStart"/>
+      <w:r>
+        <w:rPr>
+          <w:lang w:val="en-US"/>
+        </w:rPr>
+        <w:t>maxc</w:t>
+      </w:r>
+      <w:proofErr w:type="spellEnd"/>
+      <w:r>
+        <w:rPr>
+          <w:lang w:val="en-US"/>
+        </w:rPr>
+        <w:t xml:space="preserve"> from </w:t>
+      </w:r>
+      <w:proofErr w:type="spellStart"/>
+      <w:r>
+        <w:rPr>
+          <w:lang w:val="en-US"/>
+        </w:rPr>
+        <w:t>max_cnt</w:t>
+      </w:r>
+      <w:proofErr w:type="spellEnd"/>
+      <w:r>
+        <w:rPr>
+          <w:lang w:val="en-US"/>
+        </w:rPr>
+        <w:t>));</w:t>
+      </w:r>
+    </w:p>
+    <w:p>
+      <w:pPr>
+        <w:rPr>
+          <w:lang w:val="en-US"/>
+        </w:rPr>
+      </w:pPr>
+      <w:r>
+        <w:rPr>
+          <w:lang w:val="en-US"/>
+        </w:rPr>
+        <w:t>7.</w:t>
+      </w:r>
+      <w:r>
+        <w:rPr>
+          <w:lang w:val="en-US"/>
+        </w:rPr>
+        <w:t xml:space="preserve"> </w:t>
+      </w:r>
+      <w:r>
+        <w:rPr>
+          <w:lang w:val="en-US"/>
+        </w:rPr>
+        <w:t xml:space="preserve">select </w:t>
+      </w:r>
+      <w:proofErr w:type="spellStart"/>
+      <w:r>
+        <w:rPr>
+          <w:lang w:val="en-US"/>
+        </w:rPr>
+        <w:t>department_id</w:t>
+      </w:r>
+      <w:proofErr w:type="spellEnd"/>
+      <w:r>
+        <w:rPr>
+          <w:lang w:val="en-US"/>
+        </w:rPr>
+        <w:t xml:space="preserve">, avg(salary) as </w:t>
+      </w:r>
+      <w:proofErr w:type="spellStart"/>
+      <w:r>
+        <w:rPr>
+          <w:lang w:val="en-US"/>
+        </w:rPr>
+        <w:t>avg_sal</w:t>
+      </w:r>
+      <w:proofErr w:type="spellEnd"/>
+      <w:r>
+        <w:rPr>
+          <w:lang w:val="en-US"/>
+        </w:rPr>
+        <w:t xml:space="preserve"> from employees where </w:t>
+      </w:r>
+      <w:proofErr w:type="spellStart"/>
+      <w:r>
+        <w:rPr>
+          <w:lang w:val="en-US"/>
+        </w:rPr>
+        <w:t>department_id</w:t>
+      </w:r>
+      <w:proofErr w:type="spellEnd"/>
+      <w:r>
+        <w:rPr>
+          <w:lang w:val="en-US"/>
+        </w:rPr>
+        <w:t xml:space="preserve"> is not null group by </w:t>
+      </w:r>
+      <w:proofErr w:type="spellStart"/>
+      <w:r>
+        <w:rPr>
+          <w:lang w:val="en-US"/>
+        </w:rPr>
+        <w:t>department_id</w:t>
+      </w:r>
+      <w:proofErr w:type="spellEnd"/>
+      <w:r>
+        <w:rPr>
+          <w:lang w:val="en-US"/>
+        </w:rPr>
+        <w:t xml:space="preserve"> having avg(salary) &gt; (select avg(avg(salary)) from employees where </w:t>
+      </w:r>
+      <w:proofErr w:type="spellStart"/>
+      <w:r>
+        <w:rPr>
+          <w:lang w:val="en-US"/>
+        </w:rPr>
+        <w:t>department_id</w:t>
+      </w:r>
+      <w:proofErr w:type="spellEnd"/>
+      <w:r>
+        <w:rPr>
+          <w:lang w:val="en-US"/>
+        </w:rPr>
+        <w:t xml:space="preserve"> is not null group by </w:t>
+      </w:r>
+      <w:proofErr w:type="spellStart"/>
+      <w:r>
+        <w:rPr>
+          <w:lang w:val="en-US"/>
+        </w:rPr>
+        <w:t>department_id</w:t>
+      </w:r>
+      <w:proofErr w:type="spellEnd"/>
+      <w:r>
+        <w:rPr>
+          <w:lang w:val="en-US"/>
+        </w:rPr>
+        <w:t>);</w:t>
+      </w:r>
+    </w:p>
+    <w:p>
+      <w:pPr>
+        <w:rPr>
+          <w:lang w:val="en-US"/>
+        </w:rPr>
+      </w:pPr>
+      <w:r>
+        <w:rPr>
+          <w:lang w:val="en-US"/>
+        </w:rPr>
+        <w:t>8.</w:t>
       </w:r>
       <w:r>
         <w:rPr>
@@ -17959,28 +20068,156 @@
         <w:rPr>
           <w:lang w:val="en-US"/>
         </w:rPr>
-        <w:t>sys_connect_by_</w:t>
+        <w:t>department_</w:t>
       </w:r>
       <w:proofErr w:type="gramStart"/>
       <w:r>
         <w:rPr>
           <w:lang w:val="en-US"/>
         </w:rPr>
-        <w:t>path</w:t>
-      </w:r>
-      <w:proofErr w:type="spellEnd"/>
-      <w:r>
-        <w:rPr>
-          <w:lang w:val="en-US"/>
-        </w:rPr>
-        <w:t>(</w:t>
-      </w:r>
-      <w:proofErr w:type="spellStart"/>
+        <w:t>id,sum</w:t>
+      </w:r>
+      <w:proofErr w:type="spellEnd"/>
       <w:proofErr w:type="gramEnd"/>
       <w:r>
         <w:rPr>
           <w:lang w:val="en-US"/>
         </w:rPr>
+        <w:t xml:space="preserve">(salary) as summa </w:t>
+      </w:r>
+    </w:p>
+    <w:p>
+      <w:pPr>
+        <w:rPr>
+          <w:lang w:val="en-US"/>
+        </w:rPr>
+      </w:pPr>
+      <w:r>
+        <w:rPr>
+          <w:lang w:val="en-US"/>
+        </w:rPr>
+        <w:t xml:space="preserve">from employees </w:t>
+      </w:r>
+    </w:p>
+    <w:p>
+      <w:pPr>
+        <w:rPr>
+          <w:lang w:val="en-US"/>
+        </w:rPr>
+      </w:pPr>
+      <w:r>
+        <w:rPr>
+          <w:lang w:val="en-US"/>
+        </w:rPr>
+        <w:t xml:space="preserve">where </w:t>
+      </w:r>
+      <w:proofErr w:type="spellStart"/>
+      <w:r>
+        <w:rPr>
+          <w:lang w:val="en-US"/>
+        </w:rPr>
+        <w:t>department_id</w:t>
+      </w:r>
+      <w:proofErr w:type="spellEnd"/>
+      <w:r>
+        <w:rPr>
+          <w:lang w:val="en-US"/>
+        </w:rPr>
+        <w:t xml:space="preserve"> is not null </w:t>
+      </w:r>
+    </w:p>
+    <w:p>
+      <w:pPr>
+        <w:rPr>
+          <w:lang w:val="en-US"/>
+        </w:rPr>
+      </w:pPr>
+      <w:r>
+        <w:rPr>
+          <w:lang w:val="en-US"/>
+        </w:rPr>
+        <w:t xml:space="preserve">group by </w:t>
+      </w:r>
+      <w:proofErr w:type="spellStart"/>
+      <w:r>
+        <w:rPr>
+          <w:lang w:val="en-US"/>
+        </w:rPr>
+        <w:t>department_id</w:t>
+      </w:r>
+      <w:proofErr w:type="spellEnd"/>
+    </w:p>
+    <w:p>
+      <w:pPr>
+        <w:rPr>
+          <w:lang w:val="en-US"/>
+        </w:rPr>
+      </w:pPr>
+      <w:r>
+        <w:rPr>
+          <w:lang w:val="en-US"/>
+        </w:rPr>
+        <w:t>order by summa desc</w:t>
+      </w:r>
+    </w:p>
+    <w:p>
+      <w:pPr>
+        <w:rPr>
+          <w:lang w:val="en-US"/>
+        </w:rPr>
+      </w:pPr>
+      <w:r>
+        <w:rPr>
+          <w:lang w:val="en-US"/>
+        </w:rPr>
+        <w:t>fetch first 3 rows only</w:t>
+      </w:r>
+    </w:p>
+    <w:p>
+      <w:pPr>
+        <w:rPr>
+          <w:lang w:val="en-US"/>
+        </w:rPr>
+      </w:pPr>
+      <w:r>
+        <w:rPr>
+          <w:lang w:val="en-US"/>
+        </w:rPr>
+        <w:t xml:space="preserve">9. select </w:t>
+      </w:r>
+      <w:proofErr w:type="spellStart"/>
+      <w:r>
+        <w:rPr>
+          <w:lang w:val="en-US"/>
+        </w:rPr>
+        <w:t>employee_id</w:t>
+      </w:r>
+      <w:proofErr w:type="spellEnd"/>
+      <w:r>
+        <w:rPr>
+          <w:lang w:val="en-US"/>
+        </w:rPr>
+        <w:t xml:space="preserve">, </w:t>
+      </w:r>
+      <w:proofErr w:type="spellStart"/>
+      <w:r>
+        <w:rPr>
+          <w:lang w:val="en-US"/>
+        </w:rPr>
+        <w:t>first_name</w:t>
+      </w:r>
+      <w:proofErr w:type="spellEnd"/>
+      <w:r>
+        <w:rPr>
+          <w:lang w:val="en-US"/>
+        </w:rPr>
+        <w:t xml:space="preserve">, </w:t>
+      </w:r>
+      <w:proofErr w:type="spellStart"/>
+      <w:r>
+        <w:rPr>
+          <w:lang w:val="en-US"/>
+        </w:rPr>
         <w:t>last_name</w:t>
       </w:r>
       <w:proofErr w:type="spellEnd"/>
@@ -17988,7 +20225,21 @@
         <w:rPr>
           <w:lang w:val="en-US"/>
         </w:rPr>
-        <w:t>||' '||</w:t>
+        <w:t xml:space="preserve">, salary, level from (select </w:t>
+      </w:r>
+      <w:proofErr w:type="spellStart"/>
+      <w:r>
+        <w:rPr>
+          <w:lang w:val="en-US"/>
+        </w:rPr>
+        <w:t>employee_id</w:t>
+      </w:r>
+      <w:proofErr w:type="spellEnd"/>
+      <w:r>
+        <w:rPr>
+          <w:lang w:val="en-US"/>
+        </w:rPr>
+        <w:t xml:space="preserve">, </w:t>
       </w:r>
       <w:proofErr w:type="spellStart"/>
       <w:r>
@@ -18002,68 +20253,21 @@
         <w:rPr>
           <w:lang w:val="en-US"/>
         </w:rPr>
-        <w:t xml:space="preserve">,'-&gt;') as path, </w:t>
-      </w:r>
-      <w:proofErr w:type="spellStart"/>
-      <w:r>
-        <w:rPr>
-          <w:lang w:val="en-US"/>
-        </w:rPr>
-        <w:t>employee_id,first_name,last_name</w:t>
-      </w:r>
-      <w:proofErr w:type="spellEnd"/>
-    </w:p>
-    <w:p>
-      <w:pPr>
-        <w:rPr>
-          <w:lang w:val="en-US"/>
-        </w:rPr>
-      </w:pPr>
-      <w:r>
-        <w:rPr>
-          <w:lang w:val="en-US"/>
-        </w:rPr>
-        <w:t xml:space="preserve">from employees </w:t>
-      </w:r>
-    </w:p>
-    <w:p>
-      <w:pPr>
-        <w:rPr>
-          <w:lang w:val="en-US"/>
-        </w:rPr>
-      </w:pPr>
-      <w:r>
-        <w:rPr>
-          <w:lang w:val="en-US"/>
-        </w:rPr>
-        <w:t xml:space="preserve">where </w:t>
-      </w:r>
-      <w:proofErr w:type="spellStart"/>
-      <w:r>
-        <w:rPr>
-          <w:lang w:val="en-US"/>
-        </w:rPr>
-        <w:t>connect_by_isleaf</w:t>
-      </w:r>
-      <w:proofErr w:type="spellEnd"/>
-      <w:r>
-        <w:rPr>
-          <w:lang w:val="en-US"/>
-        </w:rPr>
-        <w:t>=1</w:t>
-      </w:r>
-    </w:p>
-    <w:p>
-      <w:pPr>
-        <w:rPr>
-          <w:lang w:val="en-US"/>
-        </w:rPr>
-      </w:pPr>
-      <w:r>
-        <w:rPr>
-          <w:lang w:val="en-US"/>
-        </w:rPr>
-        <w:t xml:space="preserve">start with </w:t>
+        <w:t xml:space="preserve">, </w:t>
+      </w:r>
+      <w:proofErr w:type="spellStart"/>
+      <w:r>
+        <w:rPr>
+          <w:lang w:val="en-US"/>
+        </w:rPr>
+        <w:t>last_name</w:t>
+      </w:r>
+      <w:proofErr w:type="spellEnd"/>
+      <w:r>
+        <w:rPr>
+          <w:lang w:val="en-US"/>
+        </w:rPr>
+        <w:t xml:space="preserve">, salary, </w:t>
       </w:r>
       <w:proofErr w:type="spellStart"/>
       <w:r>
@@ -18077,20 +20281,21 @@
         <w:rPr>
           <w:lang w:val="en-US"/>
         </w:rPr>
-        <w:t xml:space="preserve"> is null</w:t>
-      </w:r>
-    </w:p>
-    <w:p>
-      <w:pPr>
-        <w:rPr>
-          <w:lang w:val="en-US"/>
-        </w:rPr>
-      </w:pPr>
-      <w:r>
-        <w:rPr>
-          <w:lang w:val="en-US"/>
-        </w:rPr>
-        <w:t xml:space="preserve">connect by prior </w:t>
+        <w:t xml:space="preserve"> from employees where salary &gt; (select avg(salary) from employees)) start with </w:t>
+      </w:r>
+      <w:proofErr w:type="spellStart"/>
+      <w:r>
+        <w:rPr>
+          <w:lang w:val="en-US"/>
+        </w:rPr>
+        <w:t>manager_id</w:t>
+      </w:r>
+      <w:proofErr w:type="spellEnd"/>
+      <w:r>
+        <w:rPr>
+          <w:lang w:val="en-US"/>
+        </w:rPr>
+        <w:t xml:space="preserve"> is null connect by prior </w:t>
       </w:r>
       <w:proofErr w:type="spellStart"/>
       <w:r>
@@ -18104,7 +20309,7 @@
         <w:rPr>
           <w:lang w:val="en-US"/>
         </w:rPr>
-        <w:t>=</w:t>
+        <w:t xml:space="preserve"> = </w:t>
       </w:r>
       <w:proofErr w:type="spellStart"/>
       <w:r>
@@ -18114,73 +20319,269 @@
         <w:t>manager_id</w:t>
       </w:r>
       <w:proofErr w:type="spellEnd"/>
-    </w:p>
-    <w:p>
-      <w:pPr>
-        <w:rPr>
-          <w:lang w:val="en-US"/>
-        </w:rPr>
-      </w:pPr>
-      <w:r>
-        <w:rPr>
-          <w:lang w:val="en-US"/>
-        </w:rPr>
-        <w:t>4.</w:t>
-      </w:r>
-      <w:r>
-        <w:rPr>
-          <w:lang w:val="en-US"/>
-        </w:rPr>
-        <w:t xml:space="preserve"> </w:t>
-      </w:r>
-      <w:proofErr w:type="gramStart"/>
-      <w:r>
-        <w:rPr>
-          <w:lang w:val="en-US"/>
-        </w:rPr>
-        <w:t xml:space="preserve">select  </w:t>
-      </w:r>
-      <w:proofErr w:type="spellStart"/>
-      <w:r>
-        <w:rPr>
-          <w:lang w:val="en-US"/>
-        </w:rPr>
-        <w:t>employee</w:t>
-      </w:r>
-      <w:proofErr w:type="gramEnd"/>
-      <w:r>
-        <w:rPr>
-          <w:lang w:val="en-US"/>
-        </w:rPr>
-        <w:t>_id,first_name,last_name</w:t>
-      </w:r>
-      <w:proofErr w:type="spellEnd"/>
-      <w:r>
-        <w:rPr>
-          <w:lang w:val="en-US"/>
-        </w:rPr>
-        <w:t>,</w:t>
-      </w:r>
-    </w:p>
-    <w:p>
-      <w:pPr>
-        <w:rPr>
-          <w:lang w:val="en-US"/>
-        </w:rPr>
-      </w:pPr>
-      <w:proofErr w:type="spellStart"/>
-      <w:r>
-        <w:rPr>
-          <w:lang w:val="en-US"/>
-        </w:rPr>
-        <w:t>connect_by_root</w:t>
-      </w:r>
-      <w:proofErr w:type="spellEnd"/>
-      <w:r>
-        <w:rPr>
-          <w:lang w:val="en-US"/>
-        </w:rPr>
-        <w:t xml:space="preserve"> </w:t>
+      <w:r>
+        <w:rPr>
+          <w:lang w:val="en-US"/>
+        </w:rPr>
+        <w:t>;</w:t>
+      </w:r>
+    </w:p>
+    <w:p>
+      <w:pPr>
+        <w:rPr>
+          <w:lang w:val="en-US"/>
+        </w:rPr>
+      </w:pPr>
+    </w:p>
+    <w:p>
+      <w:pPr>
+        <w:rPr>
+          <w:lang w:val="en-US"/>
+        </w:rPr>
+      </w:pPr>
+      <w:r>
+        <w:rPr>
+          <w:lang w:val="en-US"/>
+        </w:rPr>
+        <w:t xml:space="preserve">10. with </w:t>
+      </w:r>
+      <w:proofErr w:type="spellStart"/>
+      <w:r>
+        <w:rPr>
+          <w:lang w:val="en-US"/>
+        </w:rPr>
+        <w:t>dept_count</w:t>
+      </w:r>
+      <w:proofErr w:type="spellEnd"/>
+      <w:r>
+        <w:rPr>
+          <w:lang w:val="en-US"/>
+        </w:rPr>
+        <w:t xml:space="preserve"> as (select </w:t>
+      </w:r>
+      <w:proofErr w:type="spellStart"/>
+      <w:r>
+        <w:rPr>
+          <w:lang w:val="en-US"/>
+        </w:rPr>
+        <w:t>department_id</w:t>
+      </w:r>
+      <w:proofErr w:type="spellEnd"/>
+      <w:r>
+        <w:rPr>
+          <w:lang w:val="en-US"/>
+        </w:rPr>
+        <w:t xml:space="preserve">, count(*) as </w:t>
+      </w:r>
+      <w:proofErr w:type="spellStart"/>
+      <w:r>
+        <w:rPr>
+          <w:lang w:val="en-US"/>
+        </w:rPr>
+        <w:t>cnt</w:t>
+      </w:r>
+      <w:proofErr w:type="spellEnd"/>
+      <w:r>
+        <w:rPr>
+          <w:lang w:val="en-US"/>
+        </w:rPr>
+        <w:t xml:space="preserve"> from employees where </w:t>
+      </w:r>
+      <w:proofErr w:type="spellStart"/>
+      <w:r>
+        <w:rPr>
+          <w:lang w:val="en-US"/>
+        </w:rPr>
+        <w:t>department_id</w:t>
+      </w:r>
+      <w:proofErr w:type="spellEnd"/>
+      <w:r>
+        <w:rPr>
+          <w:lang w:val="en-US"/>
+        </w:rPr>
+        <w:t xml:space="preserve"> is not null group by </w:t>
+      </w:r>
+      <w:proofErr w:type="spellStart"/>
+      <w:r>
+        <w:rPr>
+          <w:lang w:val="en-US"/>
+        </w:rPr>
+        <w:t>department_id</w:t>
+      </w:r>
+      <w:proofErr w:type="spellEnd"/>
+      <w:r>
+        <w:rPr>
+          <w:lang w:val="en-US"/>
+        </w:rPr>
+        <w:t xml:space="preserve">), </w:t>
+      </w:r>
+      <w:proofErr w:type="spellStart"/>
+      <w:r>
+        <w:rPr>
+          <w:lang w:val="en-US"/>
+        </w:rPr>
+        <w:t>max_cnt</w:t>
+      </w:r>
+      <w:proofErr w:type="spellEnd"/>
+      <w:r>
+        <w:rPr>
+          <w:lang w:val="en-US"/>
+        </w:rPr>
+        <w:t xml:space="preserve"> as (select max(</w:t>
+      </w:r>
+      <w:proofErr w:type="spellStart"/>
+      <w:r>
+        <w:rPr>
+          <w:lang w:val="en-US"/>
+        </w:rPr>
+        <w:t>cnt</w:t>
+      </w:r>
+      <w:proofErr w:type="spellEnd"/>
+      <w:r>
+        <w:rPr>
+          <w:lang w:val="en-US"/>
+        </w:rPr>
+        <w:t xml:space="preserve">) as </w:t>
+      </w:r>
+      <w:proofErr w:type="spellStart"/>
+      <w:r>
+        <w:rPr>
+          <w:lang w:val="en-US"/>
+        </w:rPr>
+        <w:t>maxc</w:t>
+      </w:r>
+      <w:proofErr w:type="spellEnd"/>
+      <w:r>
+        <w:rPr>
+          <w:lang w:val="en-US"/>
+        </w:rPr>
+        <w:t xml:space="preserve"> from </w:t>
+      </w:r>
+      <w:proofErr w:type="spellStart"/>
+      <w:r>
+        <w:rPr>
+          <w:lang w:val="en-US"/>
+        </w:rPr>
+        <w:t>dept_count</w:t>
+      </w:r>
+      <w:proofErr w:type="spellEnd"/>
+      <w:r>
+        <w:rPr>
+          <w:lang w:val="en-US"/>
+        </w:rPr>
+        <w:t xml:space="preserve">), </w:t>
+      </w:r>
+      <w:proofErr w:type="spellStart"/>
+      <w:r>
+        <w:rPr>
+          <w:lang w:val="en-US"/>
+        </w:rPr>
+        <w:t>largest_depts</w:t>
+      </w:r>
+      <w:proofErr w:type="spellEnd"/>
+      <w:r>
+        <w:rPr>
+          <w:lang w:val="en-US"/>
+        </w:rPr>
+        <w:t xml:space="preserve"> as (select </w:t>
+      </w:r>
+      <w:proofErr w:type="spellStart"/>
+      <w:r>
+        <w:rPr>
+          <w:lang w:val="en-US"/>
+        </w:rPr>
+        <w:t>department_id</w:t>
+      </w:r>
+      <w:proofErr w:type="spellEnd"/>
+      <w:r>
+        <w:rPr>
+          <w:lang w:val="en-US"/>
+        </w:rPr>
+        <w:t xml:space="preserve"> from </w:t>
+      </w:r>
+      <w:proofErr w:type="spellStart"/>
+      <w:r>
+        <w:rPr>
+          <w:lang w:val="en-US"/>
+        </w:rPr>
+        <w:t>dept_count</w:t>
+      </w:r>
+      <w:proofErr w:type="spellEnd"/>
+      <w:r>
+        <w:rPr>
+          <w:lang w:val="en-US"/>
+        </w:rPr>
+        <w:t xml:space="preserve"> where </w:t>
+      </w:r>
+      <w:proofErr w:type="spellStart"/>
+      <w:r>
+        <w:rPr>
+          <w:lang w:val="en-US"/>
+        </w:rPr>
+        <w:t>cnt</w:t>
+      </w:r>
+      <w:proofErr w:type="spellEnd"/>
+      <w:r>
+        <w:rPr>
+          <w:lang w:val="en-US"/>
+        </w:rPr>
+        <w:t xml:space="preserve"> = (select </w:t>
+      </w:r>
+      <w:proofErr w:type="spellStart"/>
+      <w:r>
+        <w:rPr>
+          <w:lang w:val="en-US"/>
+        </w:rPr>
+        <w:t>maxc</w:t>
+      </w:r>
+      <w:proofErr w:type="spellEnd"/>
+      <w:r>
+        <w:rPr>
+          <w:lang w:val="en-US"/>
+        </w:rPr>
+        <w:t xml:space="preserve"> from </w:t>
+      </w:r>
+      <w:proofErr w:type="spellStart"/>
+      <w:r>
+        <w:rPr>
+          <w:lang w:val="en-US"/>
+        </w:rPr>
+        <w:t>max_cnt</w:t>
+      </w:r>
+      <w:proofErr w:type="spellEnd"/>
+      <w:r>
+        <w:rPr>
+          <w:lang w:val="en-US"/>
+        </w:rPr>
+        <w:t xml:space="preserve">)) select </w:t>
+      </w:r>
+      <w:proofErr w:type="spellStart"/>
+      <w:r>
+        <w:rPr>
+          <w:lang w:val="en-US"/>
+        </w:rPr>
+        <w:t>employee_id</w:t>
+      </w:r>
+      <w:proofErr w:type="spellEnd"/>
+      <w:r>
+        <w:rPr>
+          <w:lang w:val="en-US"/>
+        </w:rPr>
+        <w:t xml:space="preserve">, </w:t>
+      </w:r>
+      <w:proofErr w:type="spellStart"/>
+      <w:r>
+        <w:rPr>
+          <w:lang w:val="en-US"/>
+        </w:rPr>
+        <w:t>first_name</w:t>
+      </w:r>
+      <w:proofErr w:type="spellEnd"/>
+      <w:r>
+        <w:rPr>
+          <w:lang w:val="en-US"/>
+        </w:rPr>
+        <w:t xml:space="preserve">, </w:t>
       </w:r>
       <w:proofErr w:type="spellStart"/>
       <w:r>
@@ -18194,42 +20595,215 @@
         <w:rPr>
           <w:lang w:val="en-US"/>
         </w:rPr>
-        <w:t xml:space="preserve"> as </w:t>
-      </w:r>
-      <w:proofErr w:type="spellStart"/>
-      <w:r>
-        <w:rPr>
-          <w:lang w:val="en-US"/>
-        </w:rPr>
-        <w:t>root_last</w:t>
-      </w:r>
-      <w:proofErr w:type="spellEnd"/>
-      <w:r>
-        <w:rPr>
-          <w:lang w:val="en-US"/>
-        </w:rPr>
-        <w:t>,</w:t>
-      </w:r>
-    </w:p>
-    <w:p>
-      <w:pPr>
-        <w:rPr>
-          <w:lang w:val="en-US"/>
-        </w:rPr>
-      </w:pPr>
-      <w:proofErr w:type="spellStart"/>
-      <w:r>
-        <w:rPr>
-          <w:lang w:val="en-US"/>
-        </w:rPr>
-        <w:t>connect_by_root</w:t>
-      </w:r>
-      <w:proofErr w:type="spellEnd"/>
-      <w:r>
-        <w:rPr>
-          <w:lang w:val="en-US"/>
-        </w:rPr>
-        <w:t xml:space="preserve"> </w:t>
+        <w:t xml:space="preserve">, </w:t>
+      </w:r>
+      <w:proofErr w:type="spellStart"/>
+      <w:r>
+        <w:rPr>
+          <w:lang w:val="en-US"/>
+        </w:rPr>
+        <w:t>department_id</w:t>
+      </w:r>
+      <w:proofErr w:type="spellEnd"/>
+      <w:r>
+        <w:rPr>
+          <w:lang w:val="en-US"/>
+        </w:rPr>
+        <w:t xml:space="preserve">, level from employees where </w:t>
+      </w:r>
+      <w:proofErr w:type="spellStart"/>
+      <w:r>
+        <w:rPr>
+          <w:lang w:val="en-US"/>
+        </w:rPr>
+        <w:t>department_id</w:t>
+      </w:r>
+      <w:proofErr w:type="spellEnd"/>
+      <w:r>
+        <w:rPr>
+          <w:lang w:val="en-US"/>
+        </w:rPr>
+        <w:t xml:space="preserve"> in (select </w:t>
+      </w:r>
+      <w:proofErr w:type="spellStart"/>
+      <w:r>
+        <w:rPr>
+          <w:lang w:val="en-US"/>
+        </w:rPr>
+        <w:t>department_id</w:t>
+      </w:r>
+      <w:proofErr w:type="spellEnd"/>
+      <w:r>
+        <w:rPr>
+          <w:lang w:val="en-US"/>
+        </w:rPr>
+        <w:t xml:space="preserve"> from </w:t>
+      </w:r>
+      <w:proofErr w:type="spellStart"/>
+      <w:r>
+        <w:rPr>
+          <w:lang w:val="en-US"/>
+        </w:rPr>
+        <w:t>largest_depts</w:t>
+      </w:r>
+      <w:proofErr w:type="spellEnd"/>
+      <w:r>
+        <w:rPr>
+          <w:lang w:val="en-US"/>
+        </w:rPr>
+        <w:t xml:space="preserve">) start with </w:t>
+      </w:r>
+      <w:proofErr w:type="spellStart"/>
+      <w:r>
+        <w:rPr>
+          <w:lang w:val="en-US"/>
+        </w:rPr>
+        <w:t>manager_id</w:t>
+      </w:r>
+      <w:proofErr w:type="spellEnd"/>
+      <w:r>
+        <w:rPr>
+          <w:lang w:val="en-US"/>
+        </w:rPr>
+        <w:t xml:space="preserve"> is null connect by prior </w:t>
+      </w:r>
+      <w:proofErr w:type="spellStart"/>
+      <w:r>
+        <w:rPr>
+          <w:lang w:val="en-US"/>
+        </w:rPr>
+        <w:t>employee_id</w:t>
+      </w:r>
+      <w:proofErr w:type="spellEnd"/>
+      <w:r>
+        <w:rPr>
+          <w:lang w:val="en-US"/>
+        </w:rPr>
+        <w:t xml:space="preserve"> = </w:t>
+      </w:r>
+      <w:proofErr w:type="spellStart"/>
+      <w:r>
+        <w:rPr>
+          <w:lang w:val="en-US"/>
+        </w:rPr>
+        <w:t>manager_id</w:t>
+      </w:r>
+      <w:proofErr w:type="spellEnd"/>
+      <w:r>
+        <w:rPr>
+          <w:lang w:val="en-US"/>
+        </w:rPr>
+        <w:t>;</w:t>
+      </w:r>
+    </w:p>
+    <w:p>
+      <w:pPr>
+        <w:rPr>
+          <w:lang w:val="en-US"/>
+        </w:rPr>
+      </w:pPr>
+    </w:p>
+    <w:p>
+      <w:pPr>
+        <w:rPr>
+          <w:lang w:val="en-US"/>
+        </w:rPr>
+      </w:pPr>
+      <w:r>
+        <w:rPr>
+          <w:lang w:val="en-US"/>
+        </w:rPr>
+        <w:t xml:space="preserve">11. select max(level) as </w:t>
+      </w:r>
+      <w:proofErr w:type="spellStart"/>
+      <w:r>
+        <w:rPr>
+          <w:lang w:val="en-US"/>
+        </w:rPr>
+        <w:t>max_level</w:t>
+      </w:r>
+      <w:proofErr w:type="spellEnd"/>
+      <w:r>
+        <w:rPr>
+          <w:lang w:val="en-US"/>
+        </w:rPr>
+        <w:t xml:space="preserve"> from employees start with </w:t>
+      </w:r>
+      <w:proofErr w:type="spellStart"/>
+      <w:r>
+        <w:rPr>
+          <w:lang w:val="en-US"/>
+        </w:rPr>
+        <w:t>manager_id</w:t>
+      </w:r>
+      <w:proofErr w:type="spellEnd"/>
+      <w:r>
+        <w:rPr>
+          <w:lang w:val="en-US"/>
+        </w:rPr>
+        <w:t xml:space="preserve"> is null connect by prior </w:t>
+      </w:r>
+      <w:proofErr w:type="spellStart"/>
+      <w:r>
+        <w:rPr>
+          <w:lang w:val="en-US"/>
+        </w:rPr>
+        <w:t>employee_id</w:t>
+      </w:r>
+      <w:proofErr w:type="spellEnd"/>
+      <w:r>
+        <w:rPr>
+          <w:lang w:val="en-US"/>
+        </w:rPr>
+        <w:t xml:space="preserve"> = </w:t>
+      </w:r>
+      <w:proofErr w:type="spellStart"/>
+      <w:r>
+        <w:rPr>
+          <w:lang w:val="en-US"/>
+        </w:rPr>
+        <w:t>manager_id</w:t>
+      </w:r>
+      <w:proofErr w:type="spellEnd"/>
+      <w:r>
+        <w:rPr>
+          <w:lang w:val="en-US"/>
+        </w:rPr>
+        <w:t>;</w:t>
+      </w:r>
+    </w:p>
+    <w:p>
+      <w:pPr>
+        <w:rPr>
+          <w:lang w:val="en-US"/>
+        </w:rPr>
+      </w:pPr>
+    </w:p>
+    <w:p>
+      <w:pPr>
+        <w:rPr>
+          <w:lang w:val="en-US"/>
+        </w:rPr>
+      </w:pPr>
+      <w:r>
+        <w:rPr>
+          <w:lang w:val="en-US"/>
+        </w:rPr>
+        <w:t xml:space="preserve">12. select </w:t>
+      </w:r>
+      <w:proofErr w:type="spellStart"/>
+      <w:r>
+        <w:rPr>
+          <w:lang w:val="en-US"/>
+        </w:rPr>
+        <w:t>employee_id</w:t>
+      </w:r>
+      <w:proofErr w:type="spellEnd"/>
+      <w:r>
+        <w:rPr>
+          <w:lang w:val="en-US"/>
+        </w:rPr>
+        <w:t xml:space="preserve">, </w:t>
       </w:r>
       <w:proofErr w:type="spellStart"/>
       <w:r>
@@ -18243,48 +20817,77 @@
         <w:rPr>
           <w:lang w:val="en-US"/>
         </w:rPr>
-        <w:t xml:space="preserve"> as </w:t>
-      </w:r>
-      <w:proofErr w:type="spellStart"/>
-      <w:r>
-        <w:rPr>
-          <w:lang w:val="en-US"/>
-        </w:rPr>
-        <w:t>root_first</w:t>
-      </w:r>
-      <w:proofErr w:type="spellEnd"/>
-    </w:p>
-    <w:p>
-      <w:pPr>
-        <w:rPr>
-          <w:lang w:val="en-US"/>
-        </w:rPr>
-      </w:pPr>
-      <w:r>
-        <w:rPr>
-          <w:lang w:val="en-US"/>
-        </w:rPr>
-        <w:t xml:space="preserve">from employees </w:t>
-      </w:r>
-    </w:p>
-    <w:p>
-      <w:pPr>
-        <w:rPr>
-          <w:lang w:val="en-US"/>
-        </w:rPr>
-      </w:pPr>
-    </w:p>
-    <w:p>
-      <w:pPr>
-        <w:rPr>
-          <w:lang w:val="en-US"/>
-        </w:rPr>
-      </w:pPr>
-      <w:r>
-        <w:rPr>
-          <w:lang w:val="en-US"/>
-        </w:rPr>
-        <w:t xml:space="preserve">start with </w:t>
+        <w:t xml:space="preserve">, </w:t>
+      </w:r>
+      <w:proofErr w:type="spellStart"/>
+      <w:r>
+        <w:rPr>
+          <w:lang w:val="en-US"/>
+        </w:rPr>
+        <w:t>last_name</w:t>
+      </w:r>
+      <w:proofErr w:type="spellEnd"/>
+      <w:r>
+        <w:rPr>
+          <w:lang w:val="en-US"/>
+        </w:rPr>
+        <w:t xml:space="preserve"> from (select </w:t>
+      </w:r>
+      <w:proofErr w:type="spellStart"/>
+      <w:r>
+        <w:rPr>
+          <w:lang w:val="en-US"/>
+        </w:rPr>
+        <w:t>employee_id</w:t>
+      </w:r>
+      <w:proofErr w:type="spellEnd"/>
+      <w:r>
+        <w:rPr>
+          <w:lang w:val="en-US"/>
+        </w:rPr>
+        <w:t xml:space="preserve">, </w:t>
+      </w:r>
+      <w:proofErr w:type="spellStart"/>
+      <w:r>
+        <w:rPr>
+          <w:lang w:val="en-US"/>
+        </w:rPr>
+        <w:t>first_name</w:t>
+      </w:r>
+      <w:proofErr w:type="spellEnd"/>
+      <w:r>
+        <w:rPr>
+          <w:lang w:val="en-US"/>
+        </w:rPr>
+        <w:t xml:space="preserve">, </w:t>
+      </w:r>
+      <w:proofErr w:type="spellStart"/>
+      <w:r>
+        <w:rPr>
+          <w:lang w:val="en-US"/>
+        </w:rPr>
+        <w:t>last_name</w:t>
+      </w:r>
+      <w:proofErr w:type="spellEnd"/>
+      <w:r>
+        <w:rPr>
+          <w:lang w:val="en-US"/>
+        </w:rPr>
+        <w:t xml:space="preserve">, level as </w:t>
+      </w:r>
+      <w:proofErr w:type="spellStart"/>
+      <w:r>
+        <w:rPr>
+          <w:lang w:val="en-US"/>
+        </w:rPr>
+        <w:t>lvl</w:t>
+      </w:r>
+      <w:proofErr w:type="spellEnd"/>
+      <w:r>
+        <w:rPr>
+          <w:lang w:val="en-US"/>
+        </w:rPr>
+        <w:t xml:space="preserve"> from employees start with </w:t>
       </w:r>
       <w:proofErr w:type="spellStart"/>
       <w:r>
@@ -18298,20 +20901,7 @@
         <w:rPr>
           <w:lang w:val="en-US"/>
         </w:rPr>
-        <w:t xml:space="preserve"> is null</w:t>
-      </w:r>
-    </w:p>
-    <w:p>
-      <w:pPr>
-        <w:rPr>
-          <w:lang w:val="en-US"/>
-        </w:rPr>
-      </w:pPr>
-      <w:r>
-        <w:rPr>
-          <w:lang w:val="en-US"/>
-        </w:rPr>
-        <w:t xml:space="preserve">connect by prior </w:t>
+        <w:t xml:space="preserve"> is null connect by prior </w:t>
       </w:r>
       <w:proofErr w:type="spellStart"/>
       <w:r>
@@ -18325,7 +20915,7 @@
         <w:rPr>
           <w:lang w:val="en-US"/>
         </w:rPr>
-        <w:t>=</w:t>
+        <w:t xml:space="preserve"> = </w:t>
       </w:r>
       <w:proofErr w:type="spellStart"/>
       <w:r>
@@ -18335,86 +20925,25 @@
         <w:t>manager_id</w:t>
       </w:r>
       <w:proofErr w:type="spellEnd"/>
-    </w:p>
-    <w:p>
-      <w:pPr>
-        <w:rPr>
-          <w:lang w:val="en-US"/>
-        </w:rPr>
-      </w:pPr>
-    </w:p>
-    <w:p>
-      <w:pPr>
-        <w:rPr>
-          <w:lang w:val="en-US"/>
-        </w:rPr>
-      </w:pPr>
-      <w:r>
-        <w:rPr>
-          <w:lang w:val="en-US"/>
-        </w:rPr>
-        <w:t>5.</w:t>
-      </w:r>
-      <w:r>
-        <w:rPr>
-          <w:lang w:val="en-US"/>
-        </w:rPr>
-        <w:t xml:space="preserve"> select </w:t>
-      </w:r>
-      <w:proofErr w:type="spellStart"/>
-      <w:proofErr w:type="gramStart"/>
-      <w:r>
-        <w:rPr>
-          <w:lang w:val="en-US"/>
-        </w:rPr>
-        <w:t>level,employee</w:t>
-      </w:r>
-      <w:proofErr w:type="gramEnd"/>
-      <w:r>
-        <w:rPr>
-          <w:lang w:val="en-US"/>
-        </w:rPr>
-        <w:t>_id,first_name,last_name,salary</w:t>
-      </w:r>
-      <w:proofErr w:type="spellEnd"/>
-    </w:p>
-    <w:p>
-      <w:pPr>
-        <w:rPr>
-          <w:lang w:val="en-US"/>
-        </w:rPr>
-      </w:pPr>
-      <w:r>
-        <w:rPr>
-          <w:lang w:val="en-US"/>
-        </w:rPr>
-        <w:t xml:space="preserve">from employees </w:t>
-      </w:r>
-    </w:p>
-    <w:p>
-      <w:pPr>
-        <w:rPr>
-          <w:lang w:val="en-US"/>
-        </w:rPr>
-      </w:pPr>
-      <w:r>
-        <w:rPr>
-          <w:lang w:val="en-US"/>
-        </w:rPr>
-        <w:t>where salary&gt;=3000</w:t>
-      </w:r>
-    </w:p>
-    <w:p>
-      <w:pPr>
-        <w:rPr>
-          <w:lang w:val="en-US"/>
-        </w:rPr>
-      </w:pPr>
-      <w:r>
-        <w:rPr>
-          <w:lang w:val="en-US"/>
-        </w:rPr>
-        <w:t xml:space="preserve">start with </w:t>
+      <w:r>
+        <w:rPr>
+          <w:lang w:val="en-US"/>
+        </w:rPr>
+        <w:t xml:space="preserve">) where </w:t>
+      </w:r>
+      <w:proofErr w:type="spellStart"/>
+      <w:r>
+        <w:rPr>
+          <w:lang w:val="en-US"/>
+        </w:rPr>
+        <w:t>lvl</w:t>
+      </w:r>
+      <w:proofErr w:type="spellEnd"/>
+      <w:r>
+        <w:rPr>
+          <w:lang w:val="en-US"/>
+        </w:rPr>
+        <w:t xml:space="preserve"> &lt;= (select max(level) from employees start with </w:t>
       </w:r>
       <w:proofErr w:type="spellStart"/>
       <w:r>
@@ -18428,20 +20957,7 @@
         <w:rPr>
           <w:lang w:val="en-US"/>
         </w:rPr>
-        <w:t xml:space="preserve"> is null</w:t>
-      </w:r>
-    </w:p>
-    <w:p>
-      <w:pPr>
-        <w:rPr>
-          <w:lang w:val="en-US"/>
-        </w:rPr>
-      </w:pPr>
-      <w:r>
-        <w:rPr>
-          <w:lang w:val="en-US"/>
-        </w:rPr>
-        <w:t xml:space="preserve">connect by prior </w:t>
+        <w:t xml:space="preserve"> is null connect by prior </w:t>
       </w:r>
       <w:proofErr w:type="spellStart"/>
       <w:r>
@@ -18455,7 +20971,7 @@
         <w:rPr>
           <w:lang w:val="en-US"/>
         </w:rPr>
-        <w:t>=</w:t>
+        <w:t xml:space="preserve"> = </w:t>
       </w:r>
       <w:proofErr w:type="spellStart"/>
       <w:r>
@@ -18469,162 +20985,15 @@
         <w:rPr>
           <w:lang w:val="en-US"/>
         </w:rPr>
-        <w:t xml:space="preserve"> and salary&gt;=3000</w:t>
-      </w:r>
-    </w:p>
-    <w:p>
-      <w:pPr>
-        <w:rPr>
-          <w:lang w:val="en-US"/>
-        </w:rPr>
-      </w:pPr>
-      <w:r>
-        <w:rPr>
-          <w:lang w:val="en-US"/>
-        </w:rPr>
-        <w:t>6.</w:t>
-      </w:r>
-    </w:p>
-    <w:p>
-      <w:pPr>
-        <w:rPr>
-          <w:lang w:val="en-US"/>
-        </w:rPr>
-      </w:pPr>
-      <w:r>
-        <w:rPr>
-          <w:lang w:val="en-US"/>
-        </w:rPr>
-        <w:t>7.</w:t>
-      </w:r>
-    </w:p>
-    <w:p>
-      <w:pPr>
-        <w:rPr>
-          <w:lang w:val="en-US"/>
-        </w:rPr>
-      </w:pPr>
-      <w:r>
-        <w:rPr>
-          <w:lang w:val="en-US"/>
-        </w:rPr>
-        <w:t>8.</w:t>
-      </w:r>
-      <w:r>
-        <w:rPr>
-          <w:lang w:val="en-US"/>
-        </w:rPr>
-        <w:t xml:space="preserve"> select </w:t>
-      </w:r>
-      <w:proofErr w:type="spellStart"/>
-      <w:r>
-        <w:rPr>
-          <w:lang w:val="en-US"/>
-        </w:rPr>
-        <w:t>department_</w:t>
-      </w:r>
-      <w:proofErr w:type="gramStart"/>
-      <w:r>
-        <w:rPr>
-          <w:lang w:val="en-US"/>
-        </w:rPr>
-        <w:t>id,sum</w:t>
-      </w:r>
-      <w:proofErr w:type="spellEnd"/>
-      <w:proofErr w:type="gramEnd"/>
-      <w:r>
-        <w:rPr>
-          <w:lang w:val="en-US"/>
-        </w:rPr>
-        <w:t xml:space="preserve">(salary) as summa </w:t>
-      </w:r>
-    </w:p>
-    <w:p>
-      <w:pPr>
-        <w:rPr>
-          <w:lang w:val="en-US"/>
-        </w:rPr>
-      </w:pPr>
-      <w:r>
-        <w:rPr>
-          <w:lang w:val="en-US"/>
-        </w:rPr>
-        <w:t xml:space="preserve">from employees </w:t>
-      </w:r>
-    </w:p>
-    <w:p>
-      <w:pPr>
-        <w:rPr>
-          <w:lang w:val="en-US"/>
-        </w:rPr>
-      </w:pPr>
-      <w:r>
-        <w:rPr>
-          <w:lang w:val="en-US"/>
-        </w:rPr>
-        <w:t xml:space="preserve">where </w:t>
-      </w:r>
-      <w:proofErr w:type="spellStart"/>
-      <w:r>
-        <w:rPr>
-          <w:lang w:val="en-US"/>
-        </w:rPr>
-        <w:t>department_id</w:t>
-      </w:r>
-      <w:proofErr w:type="spellEnd"/>
-      <w:r>
-        <w:rPr>
-          <w:lang w:val="en-US"/>
-        </w:rPr>
-        <w:t xml:space="preserve"> is not null </w:t>
-      </w:r>
-    </w:p>
-    <w:p>
-      <w:pPr>
-        <w:rPr>
-          <w:lang w:val="en-US"/>
-        </w:rPr>
-      </w:pPr>
-      <w:r>
-        <w:rPr>
-          <w:lang w:val="en-US"/>
-        </w:rPr>
-        <w:t xml:space="preserve">group by </w:t>
-      </w:r>
-      <w:proofErr w:type="spellStart"/>
-      <w:r>
-        <w:rPr>
-          <w:lang w:val="en-US"/>
-        </w:rPr>
-        <w:t>department_id</w:t>
-      </w:r>
-      <w:proofErr w:type="spellEnd"/>
-    </w:p>
-    <w:p>
-      <w:pPr>
-        <w:rPr>
-          <w:lang w:val="en-US"/>
-        </w:rPr>
-      </w:pPr>
-      <w:r>
-        <w:rPr>
-          <w:lang w:val="en-US"/>
-        </w:rPr>
-        <w:t>order by summa desc</w:t>
-      </w:r>
-    </w:p>
-    <w:p>
-      <w:pPr>
-        <w:rPr>
-          <w:lang w:val="en-US"/>
-        </w:rPr>
-      </w:pPr>
-      <w:r>
-        <w:rPr>
-          <w:lang w:val="en-US"/>
-        </w:rPr>
-        <w:t>fetch first 3 rows only</w:t>
-      </w:r>
+        <w:t>) - 1;</w:t>
+      </w:r>
+    </w:p>
+    <w:p>
+      <w:pPr>
+        <w:rPr>
+          <w:lang w:val="en-US"/>
+        </w:rPr>
+      </w:pPr>
     </w:p>
     <w:sectPr>
       <w:pgSz w:w="11906" w:h="16838"/>
